--- a/receipt_book_wide.docx
+++ b/receipt_book_wide.docx
@@ -32,7 +32,7 @@
             <w:r>
               <w:drawing>
                 <wp:inline xmlns:a="http://schemas.openxmlformats.org/drawingml/2006/main" xmlns:pic="http://schemas.openxmlformats.org/drawingml/2006/picture">
-                  <wp:extent cx="504000" cy="340541"/>
+                  <wp:extent cx="504000" cy="216000"/>
                   <wp:docPr id="1" name="Picture 1"/>
                   <wp:cNvGraphicFramePr>
                     <a:graphicFrameLocks noChangeAspect="1"/>
@@ -53,7 +53,7 @@
                         <pic:spPr>
                           <a:xfrm>
                             <a:off x="0" y="0"/>
-                            <a:ext cx="504000" cy="340541"/>
+                            <a:ext cx="504000" cy="216000"/>
                           </a:xfrm>
                           <a:prstGeom prst="rect"/>
                         </pic:spPr>
@@ -73,7 +73,7 @@
                 <w:b/>
                 <w:sz w:val="30"/>
               </w:rPr>
-              <w:t>GREATER PRAISE SCHOOL SYSTEM</w:t>
+              <w:t>Suahco4</w:t>
             </w:r>
           </w:p>
           <w:p>
@@ -97,7 +97,7 @@
                 <w:b w:val="0"/>
                 <w:sz w:val="12"/>
               </w:rPr>
-              <w:t>Phone: 0775508030/0771241726 | Email:</w:t>
+              <w:t>Phone: 0778662590 | Email:</w:t>
             </w:r>
           </w:p>
           <w:p>
@@ -119,7 +119,7 @@
                 <w:color w:val="B8121B"/>
                 <w:sz w:val="18"/>
               </w:rPr>
-              <w:t>Receipt No: GPSS-061</w:t>
+              <w:t>Receipt No: SUAHCO4-061</w:t>
             </w:r>
             <w:r>
               <w:rPr>
@@ -293,7 +293,7 @@
             <w:r>
               <w:drawing>
                 <wp:inline xmlns:a="http://schemas.openxmlformats.org/drawingml/2006/main" xmlns:pic="http://schemas.openxmlformats.org/drawingml/2006/picture">
-                  <wp:extent cx="504000" cy="340541"/>
+                  <wp:extent cx="504000" cy="216000"/>
                   <wp:docPr id="2" name="Picture 2"/>
                   <wp:cNvGraphicFramePr>
                     <a:graphicFrameLocks noChangeAspect="1"/>
@@ -314,7 +314,7 @@
                         <pic:spPr>
                           <a:xfrm>
                             <a:off x="0" y="0"/>
-                            <a:ext cx="504000" cy="340541"/>
+                            <a:ext cx="504000" cy="216000"/>
                           </a:xfrm>
                           <a:prstGeom prst="rect"/>
                         </pic:spPr>
@@ -334,7 +334,7 @@
                 <w:b/>
                 <w:sz w:val="30"/>
               </w:rPr>
-              <w:t>GREATER PRAISE SCHOOL SYSTEM</w:t>
+              <w:t>Suahco4</w:t>
             </w:r>
           </w:p>
           <w:p>
@@ -358,7 +358,7 @@
                 <w:b w:val="0"/>
                 <w:sz w:val="12"/>
               </w:rPr>
-              <w:t>Phone: 0775508030/0771241726 | Email:</w:t>
+              <w:t>Phone: 0778662590 | Email:</w:t>
             </w:r>
           </w:p>
           <w:p>
@@ -380,7 +380,7 @@
                 <w:color w:val="B8121B"/>
                 <w:sz w:val="18"/>
               </w:rPr>
-              <w:t>Receipt No: GPSS-062</w:t>
+              <w:t>Receipt No: SUAHCO4-062</w:t>
             </w:r>
             <w:r>
               <w:rPr>
@@ -550,7 +550,7 @@
             <w:r>
               <w:drawing>
                 <wp:inline xmlns:a="http://schemas.openxmlformats.org/drawingml/2006/main" xmlns:pic="http://schemas.openxmlformats.org/drawingml/2006/picture">
-                  <wp:extent cx="504000" cy="340541"/>
+                  <wp:extent cx="504000" cy="216000"/>
                   <wp:docPr id="3" name="Picture 3"/>
                   <wp:cNvGraphicFramePr>
                     <a:graphicFrameLocks noChangeAspect="1"/>
@@ -571,7 +571,7 @@
                         <pic:spPr>
                           <a:xfrm>
                             <a:off x="0" y="0"/>
-                            <a:ext cx="504000" cy="340541"/>
+                            <a:ext cx="504000" cy="216000"/>
                           </a:xfrm>
                           <a:prstGeom prst="rect"/>
                         </pic:spPr>
@@ -591,7 +591,7 @@
                 <w:b/>
                 <w:sz w:val="30"/>
               </w:rPr>
-              <w:t>GREATER PRAISE SCHOOL SYSTEM</w:t>
+              <w:t>Suahco4</w:t>
             </w:r>
           </w:p>
           <w:p>
@@ -615,7 +615,7 @@
                 <w:b w:val="0"/>
                 <w:sz w:val="12"/>
               </w:rPr>
-              <w:t>Phone: 0775508030/0771241726 | Email:</w:t>
+              <w:t>Phone: 0778662590 | Email:</w:t>
             </w:r>
           </w:p>
           <w:p>
@@ -637,7 +637,7 @@
                 <w:color w:val="B8121B"/>
                 <w:sz w:val="18"/>
               </w:rPr>
-              <w:t>Receipt No: GPSS-061</w:t>
+              <w:t>Receipt No: SUAHCO4-061</w:t>
             </w:r>
             <w:r>
               <w:rPr>
@@ -811,7 +811,7 @@
             <w:r>
               <w:drawing>
                 <wp:inline xmlns:a="http://schemas.openxmlformats.org/drawingml/2006/main" xmlns:pic="http://schemas.openxmlformats.org/drawingml/2006/picture">
-                  <wp:extent cx="504000" cy="340541"/>
+                  <wp:extent cx="504000" cy="216000"/>
                   <wp:docPr id="4" name="Picture 4"/>
                   <wp:cNvGraphicFramePr>
                     <a:graphicFrameLocks noChangeAspect="1"/>
@@ -832,7 +832,7 @@
                         <pic:spPr>
                           <a:xfrm>
                             <a:off x="0" y="0"/>
-                            <a:ext cx="504000" cy="340541"/>
+                            <a:ext cx="504000" cy="216000"/>
                           </a:xfrm>
                           <a:prstGeom prst="rect"/>
                         </pic:spPr>
@@ -852,7 +852,7 @@
                 <w:b/>
                 <w:sz w:val="30"/>
               </w:rPr>
-              <w:t>GREATER PRAISE SCHOOL SYSTEM</w:t>
+              <w:t>Suahco4</w:t>
             </w:r>
           </w:p>
           <w:p>
@@ -876,7 +876,7 @@
                 <w:b w:val="0"/>
                 <w:sz w:val="12"/>
               </w:rPr>
-              <w:t>Phone: 0775508030/0771241726 | Email:</w:t>
+              <w:t>Phone: 0778662590 | Email:</w:t>
             </w:r>
           </w:p>
           <w:p>
@@ -898,7 +898,7 @@
                 <w:color w:val="B8121B"/>
                 <w:sz w:val="18"/>
               </w:rPr>
-              <w:t>Receipt No: GPSS-062</w:t>
+              <w:t>Receipt No: SUAHCO4-062</w:t>
             </w:r>
             <w:r>
               <w:rPr>
@@ -1068,7 +1068,7 @@
             <w:r>
               <w:drawing>
                 <wp:inline xmlns:a="http://schemas.openxmlformats.org/drawingml/2006/main" xmlns:pic="http://schemas.openxmlformats.org/drawingml/2006/picture">
-                  <wp:extent cx="504000" cy="340541"/>
+                  <wp:extent cx="504000" cy="216000"/>
                   <wp:docPr id="5" name="Picture 5"/>
                   <wp:cNvGraphicFramePr>
                     <a:graphicFrameLocks noChangeAspect="1"/>
@@ -1089,7 +1089,7 @@
                         <pic:spPr>
                           <a:xfrm>
                             <a:off x="0" y="0"/>
-                            <a:ext cx="504000" cy="340541"/>
+                            <a:ext cx="504000" cy="216000"/>
                           </a:xfrm>
                           <a:prstGeom prst="rect"/>
                         </pic:spPr>
@@ -1109,7 +1109,7 @@
                 <w:b/>
                 <w:sz w:val="30"/>
               </w:rPr>
-              <w:t>GREATER PRAISE SCHOOL SYSTEM</w:t>
+              <w:t>Suahco4</w:t>
             </w:r>
           </w:p>
           <w:p>
@@ -1133,7 +1133,7 @@
                 <w:b w:val="0"/>
                 <w:sz w:val="12"/>
               </w:rPr>
-              <w:t>Phone: 0775508030/0771241726 | Email:</w:t>
+              <w:t>Phone: 0778662590 | Email:</w:t>
             </w:r>
           </w:p>
           <w:p>
@@ -1155,7 +1155,7 @@
                 <w:color w:val="B8121B"/>
                 <w:sz w:val="18"/>
               </w:rPr>
-              <w:t>Receipt No: GPSS-063</w:t>
+              <w:t>Receipt No: SUAHCO4-063</w:t>
             </w:r>
             <w:r>
               <w:rPr>
@@ -1329,7 +1329,7 @@
             <w:r>
               <w:drawing>
                 <wp:inline xmlns:a="http://schemas.openxmlformats.org/drawingml/2006/main" xmlns:pic="http://schemas.openxmlformats.org/drawingml/2006/picture">
-                  <wp:extent cx="504000" cy="340541"/>
+                  <wp:extent cx="504000" cy="216000"/>
                   <wp:docPr id="6" name="Picture 6"/>
                   <wp:cNvGraphicFramePr>
                     <a:graphicFrameLocks noChangeAspect="1"/>
@@ -1350,7 +1350,7 @@
                         <pic:spPr>
                           <a:xfrm>
                             <a:off x="0" y="0"/>
-                            <a:ext cx="504000" cy="340541"/>
+                            <a:ext cx="504000" cy="216000"/>
                           </a:xfrm>
                           <a:prstGeom prst="rect"/>
                         </pic:spPr>
@@ -1370,7 +1370,7 @@
                 <w:b/>
                 <w:sz w:val="30"/>
               </w:rPr>
-              <w:t>GREATER PRAISE SCHOOL SYSTEM</w:t>
+              <w:t>Suahco4</w:t>
             </w:r>
           </w:p>
           <w:p>
@@ -1394,7 +1394,7 @@
                 <w:b w:val="0"/>
                 <w:sz w:val="12"/>
               </w:rPr>
-              <w:t>Phone: 0775508030/0771241726 | Email:</w:t>
+              <w:t>Phone: 0778662590 | Email:</w:t>
             </w:r>
           </w:p>
           <w:p>
@@ -1416,7 +1416,7 @@
                 <w:color w:val="B8121B"/>
                 <w:sz w:val="18"/>
               </w:rPr>
-              <w:t>Receipt No: GPSS-064</w:t>
+              <w:t>Receipt No: SUAHCO4-064</w:t>
             </w:r>
             <w:r>
               <w:rPr>
@@ -1586,7 +1586,7 @@
             <w:r>
               <w:drawing>
                 <wp:inline xmlns:a="http://schemas.openxmlformats.org/drawingml/2006/main" xmlns:pic="http://schemas.openxmlformats.org/drawingml/2006/picture">
-                  <wp:extent cx="504000" cy="340541"/>
+                  <wp:extent cx="504000" cy="216000"/>
                   <wp:docPr id="7" name="Picture 7"/>
                   <wp:cNvGraphicFramePr>
                     <a:graphicFrameLocks noChangeAspect="1"/>
@@ -1607,7 +1607,7 @@
                         <pic:spPr>
                           <a:xfrm>
                             <a:off x="0" y="0"/>
-                            <a:ext cx="504000" cy="340541"/>
+                            <a:ext cx="504000" cy="216000"/>
                           </a:xfrm>
                           <a:prstGeom prst="rect"/>
                         </pic:spPr>
@@ -1627,7 +1627,7 @@
                 <w:b/>
                 <w:sz w:val="30"/>
               </w:rPr>
-              <w:t>GREATER PRAISE SCHOOL SYSTEM</w:t>
+              <w:t>Suahco4</w:t>
             </w:r>
           </w:p>
           <w:p>
@@ -1651,7 +1651,7 @@
                 <w:b w:val="0"/>
                 <w:sz w:val="12"/>
               </w:rPr>
-              <w:t>Phone: 0775508030/0771241726 | Email:</w:t>
+              <w:t>Phone: 0778662590 | Email:</w:t>
             </w:r>
           </w:p>
           <w:p>
@@ -1673,7 +1673,7 @@
                 <w:color w:val="B8121B"/>
                 <w:sz w:val="18"/>
               </w:rPr>
-              <w:t>Receipt No: GPSS-063</w:t>
+              <w:t>Receipt No: SUAHCO4-063</w:t>
             </w:r>
             <w:r>
               <w:rPr>
@@ -1847,7 +1847,7 @@
             <w:r>
               <w:drawing>
                 <wp:inline xmlns:a="http://schemas.openxmlformats.org/drawingml/2006/main" xmlns:pic="http://schemas.openxmlformats.org/drawingml/2006/picture">
-                  <wp:extent cx="504000" cy="340541"/>
+                  <wp:extent cx="504000" cy="216000"/>
                   <wp:docPr id="8" name="Picture 8"/>
                   <wp:cNvGraphicFramePr>
                     <a:graphicFrameLocks noChangeAspect="1"/>
@@ -1868,7 +1868,7 @@
                         <pic:spPr>
                           <a:xfrm>
                             <a:off x="0" y="0"/>
-                            <a:ext cx="504000" cy="340541"/>
+                            <a:ext cx="504000" cy="216000"/>
                           </a:xfrm>
                           <a:prstGeom prst="rect"/>
                         </pic:spPr>
@@ -1888,7 +1888,7 @@
                 <w:b/>
                 <w:sz w:val="30"/>
               </w:rPr>
-              <w:t>GREATER PRAISE SCHOOL SYSTEM</w:t>
+              <w:t>Suahco4</w:t>
             </w:r>
           </w:p>
           <w:p>
@@ -1912,7 +1912,7 @@
                 <w:b w:val="0"/>
                 <w:sz w:val="12"/>
               </w:rPr>
-              <w:t>Phone: 0775508030/0771241726 | Email:</w:t>
+              <w:t>Phone: 0778662590 | Email:</w:t>
             </w:r>
           </w:p>
           <w:p>
@@ -1934,7 +1934,7 @@
                 <w:color w:val="B8121B"/>
                 <w:sz w:val="18"/>
               </w:rPr>
-              <w:t>Receipt No: GPSS-064</w:t>
+              <w:t>Receipt No: SUAHCO4-064</w:t>
             </w:r>
             <w:r>
               <w:rPr>
@@ -2104,7 +2104,7 @@
             <w:r>
               <w:drawing>
                 <wp:inline xmlns:a="http://schemas.openxmlformats.org/drawingml/2006/main" xmlns:pic="http://schemas.openxmlformats.org/drawingml/2006/picture">
-                  <wp:extent cx="504000" cy="340541"/>
+                  <wp:extent cx="504000" cy="216000"/>
                   <wp:docPr id="9" name="Picture 9"/>
                   <wp:cNvGraphicFramePr>
                     <a:graphicFrameLocks noChangeAspect="1"/>
@@ -2125,7 +2125,7 @@
                         <pic:spPr>
                           <a:xfrm>
                             <a:off x="0" y="0"/>
-                            <a:ext cx="504000" cy="340541"/>
+                            <a:ext cx="504000" cy="216000"/>
                           </a:xfrm>
                           <a:prstGeom prst="rect"/>
                         </pic:spPr>
@@ -2145,7 +2145,7 @@
                 <w:b/>
                 <w:sz w:val="30"/>
               </w:rPr>
-              <w:t>GREATER PRAISE SCHOOL SYSTEM</w:t>
+              <w:t>Suahco4</w:t>
             </w:r>
           </w:p>
           <w:p>
@@ -2169,7 +2169,7 @@
                 <w:b w:val="0"/>
                 <w:sz w:val="12"/>
               </w:rPr>
-              <w:t>Phone: 0775508030/0771241726 | Email:</w:t>
+              <w:t>Phone: 0778662590 | Email:</w:t>
             </w:r>
           </w:p>
           <w:p>
@@ -2191,7 +2191,7 @@
                 <w:color w:val="B8121B"/>
                 <w:sz w:val="18"/>
               </w:rPr>
-              <w:t>Receipt No: GPSS-065</w:t>
+              <w:t>Receipt No: SUAHCO4-065</w:t>
             </w:r>
             <w:r>
               <w:rPr>
@@ -2365,7 +2365,7 @@
             <w:r>
               <w:drawing>
                 <wp:inline xmlns:a="http://schemas.openxmlformats.org/drawingml/2006/main" xmlns:pic="http://schemas.openxmlformats.org/drawingml/2006/picture">
-                  <wp:extent cx="504000" cy="340541"/>
+                  <wp:extent cx="504000" cy="216000"/>
                   <wp:docPr id="10" name="Picture 10"/>
                   <wp:cNvGraphicFramePr>
                     <a:graphicFrameLocks noChangeAspect="1"/>
@@ -2386,7 +2386,7 @@
                         <pic:spPr>
                           <a:xfrm>
                             <a:off x="0" y="0"/>
-                            <a:ext cx="504000" cy="340541"/>
+                            <a:ext cx="504000" cy="216000"/>
                           </a:xfrm>
                           <a:prstGeom prst="rect"/>
                         </pic:spPr>
@@ -2406,7 +2406,7 @@
                 <w:b/>
                 <w:sz w:val="30"/>
               </w:rPr>
-              <w:t>GREATER PRAISE SCHOOL SYSTEM</w:t>
+              <w:t>Suahco4</w:t>
             </w:r>
           </w:p>
           <w:p>
@@ -2430,7 +2430,7 @@
                 <w:b w:val="0"/>
                 <w:sz w:val="12"/>
               </w:rPr>
-              <w:t>Phone: 0775508030/0771241726 | Email:</w:t>
+              <w:t>Phone: 0778662590 | Email:</w:t>
             </w:r>
           </w:p>
           <w:p>
@@ -2452,7 +2452,7 @@
                 <w:color w:val="B8121B"/>
                 <w:sz w:val="18"/>
               </w:rPr>
-              <w:t>Receipt No: GPSS-066</w:t>
+              <w:t>Receipt No: SUAHCO4-066</w:t>
             </w:r>
             <w:r>
               <w:rPr>
@@ -2622,7 +2622,7 @@
             <w:r>
               <w:drawing>
                 <wp:inline xmlns:a="http://schemas.openxmlformats.org/drawingml/2006/main" xmlns:pic="http://schemas.openxmlformats.org/drawingml/2006/picture">
-                  <wp:extent cx="504000" cy="340541"/>
+                  <wp:extent cx="504000" cy="216000"/>
                   <wp:docPr id="11" name="Picture 11"/>
                   <wp:cNvGraphicFramePr>
                     <a:graphicFrameLocks noChangeAspect="1"/>
@@ -2643,7 +2643,7 @@
                         <pic:spPr>
                           <a:xfrm>
                             <a:off x="0" y="0"/>
-                            <a:ext cx="504000" cy="340541"/>
+                            <a:ext cx="504000" cy="216000"/>
                           </a:xfrm>
                           <a:prstGeom prst="rect"/>
                         </pic:spPr>
@@ -2663,7 +2663,7 @@
                 <w:b/>
                 <w:sz w:val="30"/>
               </w:rPr>
-              <w:t>GREATER PRAISE SCHOOL SYSTEM</w:t>
+              <w:t>Suahco4</w:t>
             </w:r>
           </w:p>
           <w:p>
@@ -2687,7 +2687,7 @@
                 <w:b w:val="0"/>
                 <w:sz w:val="12"/>
               </w:rPr>
-              <w:t>Phone: 0775508030/0771241726 | Email:</w:t>
+              <w:t>Phone: 0778662590 | Email:</w:t>
             </w:r>
           </w:p>
           <w:p>
@@ -2709,7 +2709,7 @@
                 <w:color w:val="B8121B"/>
                 <w:sz w:val="18"/>
               </w:rPr>
-              <w:t>Receipt No: GPSS-065</w:t>
+              <w:t>Receipt No: SUAHCO4-065</w:t>
             </w:r>
             <w:r>
               <w:rPr>
@@ -2883,7 +2883,7 @@
             <w:r>
               <w:drawing>
                 <wp:inline xmlns:a="http://schemas.openxmlformats.org/drawingml/2006/main" xmlns:pic="http://schemas.openxmlformats.org/drawingml/2006/picture">
-                  <wp:extent cx="504000" cy="340541"/>
+                  <wp:extent cx="504000" cy="216000"/>
                   <wp:docPr id="12" name="Picture 12"/>
                   <wp:cNvGraphicFramePr>
                     <a:graphicFrameLocks noChangeAspect="1"/>
@@ -2904,7 +2904,7 @@
                         <pic:spPr>
                           <a:xfrm>
                             <a:off x="0" y="0"/>
-                            <a:ext cx="504000" cy="340541"/>
+                            <a:ext cx="504000" cy="216000"/>
                           </a:xfrm>
                           <a:prstGeom prst="rect"/>
                         </pic:spPr>
@@ -2924,7 +2924,7 @@
                 <w:b/>
                 <w:sz w:val="30"/>
               </w:rPr>
-              <w:t>GREATER PRAISE SCHOOL SYSTEM</w:t>
+              <w:t>Suahco4</w:t>
             </w:r>
           </w:p>
           <w:p>
@@ -2948,7 +2948,7 @@
                 <w:b w:val="0"/>
                 <w:sz w:val="12"/>
               </w:rPr>
-              <w:t>Phone: 0775508030/0771241726 | Email:</w:t>
+              <w:t>Phone: 0778662590 | Email:</w:t>
             </w:r>
           </w:p>
           <w:p>
@@ -2970,7 +2970,7 @@
                 <w:color w:val="B8121B"/>
                 <w:sz w:val="18"/>
               </w:rPr>
-              <w:t>Receipt No: GPSS-066</w:t>
+              <w:t>Receipt No: SUAHCO4-066</w:t>
             </w:r>
             <w:r>
               <w:rPr>
@@ -3140,7 +3140,7 @@
             <w:r>
               <w:drawing>
                 <wp:inline xmlns:a="http://schemas.openxmlformats.org/drawingml/2006/main" xmlns:pic="http://schemas.openxmlformats.org/drawingml/2006/picture">
-                  <wp:extent cx="504000" cy="340541"/>
+                  <wp:extent cx="504000" cy="216000"/>
                   <wp:docPr id="13" name="Picture 13"/>
                   <wp:cNvGraphicFramePr>
                     <a:graphicFrameLocks noChangeAspect="1"/>
@@ -3161,7 +3161,7 @@
                         <pic:spPr>
                           <a:xfrm>
                             <a:off x="0" y="0"/>
-                            <a:ext cx="504000" cy="340541"/>
+                            <a:ext cx="504000" cy="216000"/>
                           </a:xfrm>
                           <a:prstGeom prst="rect"/>
                         </pic:spPr>
@@ -3181,7 +3181,7 @@
                 <w:b/>
                 <w:sz w:val="30"/>
               </w:rPr>
-              <w:t>GREATER PRAISE SCHOOL SYSTEM</w:t>
+              <w:t>Suahco4</w:t>
             </w:r>
           </w:p>
           <w:p>
@@ -3205,7 +3205,7 @@
                 <w:b w:val="0"/>
                 <w:sz w:val="12"/>
               </w:rPr>
-              <w:t>Phone: 0775508030/0771241726 | Email:</w:t>
+              <w:t>Phone: 0778662590 | Email:</w:t>
             </w:r>
           </w:p>
           <w:p>
@@ -3227,7 +3227,7 @@
                 <w:color w:val="B8121B"/>
                 <w:sz w:val="18"/>
               </w:rPr>
-              <w:t>Receipt No: GPSS-067</w:t>
+              <w:t>Receipt No: SUAHCO4-067</w:t>
             </w:r>
             <w:r>
               <w:rPr>
@@ -3401,7 +3401,7 @@
             <w:r>
               <w:drawing>
                 <wp:inline xmlns:a="http://schemas.openxmlformats.org/drawingml/2006/main" xmlns:pic="http://schemas.openxmlformats.org/drawingml/2006/picture">
-                  <wp:extent cx="504000" cy="340541"/>
+                  <wp:extent cx="504000" cy="216000"/>
                   <wp:docPr id="14" name="Picture 14"/>
                   <wp:cNvGraphicFramePr>
                     <a:graphicFrameLocks noChangeAspect="1"/>
@@ -3422,7 +3422,7 @@
                         <pic:spPr>
                           <a:xfrm>
                             <a:off x="0" y="0"/>
-                            <a:ext cx="504000" cy="340541"/>
+                            <a:ext cx="504000" cy="216000"/>
                           </a:xfrm>
                           <a:prstGeom prst="rect"/>
                         </pic:spPr>
@@ -3442,7 +3442,7 @@
                 <w:b/>
                 <w:sz w:val="30"/>
               </w:rPr>
-              <w:t>GREATER PRAISE SCHOOL SYSTEM</w:t>
+              <w:t>Suahco4</w:t>
             </w:r>
           </w:p>
           <w:p>
@@ -3466,7 +3466,7 @@
                 <w:b w:val="0"/>
                 <w:sz w:val="12"/>
               </w:rPr>
-              <w:t>Phone: 0775508030/0771241726 | Email:</w:t>
+              <w:t>Phone: 0778662590 | Email:</w:t>
             </w:r>
           </w:p>
           <w:p>
@@ -3488,7 +3488,7 @@
                 <w:color w:val="B8121B"/>
                 <w:sz w:val="18"/>
               </w:rPr>
-              <w:t>Receipt No: GPSS-068</w:t>
+              <w:t>Receipt No: SUAHCO4-068</w:t>
             </w:r>
             <w:r>
               <w:rPr>
@@ -3658,7 +3658,7 @@
             <w:r>
               <w:drawing>
                 <wp:inline xmlns:a="http://schemas.openxmlformats.org/drawingml/2006/main" xmlns:pic="http://schemas.openxmlformats.org/drawingml/2006/picture">
-                  <wp:extent cx="504000" cy="340541"/>
+                  <wp:extent cx="504000" cy="216000"/>
                   <wp:docPr id="15" name="Picture 15"/>
                   <wp:cNvGraphicFramePr>
                     <a:graphicFrameLocks noChangeAspect="1"/>
@@ -3679,7 +3679,7 @@
                         <pic:spPr>
                           <a:xfrm>
                             <a:off x="0" y="0"/>
-                            <a:ext cx="504000" cy="340541"/>
+                            <a:ext cx="504000" cy="216000"/>
                           </a:xfrm>
                           <a:prstGeom prst="rect"/>
                         </pic:spPr>
@@ -3699,7 +3699,7 @@
                 <w:b/>
                 <w:sz w:val="30"/>
               </w:rPr>
-              <w:t>GREATER PRAISE SCHOOL SYSTEM</w:t>
+              <w:t>Suahco4</w:t>
             </w:r>
           </w:p>
           <w:p>
@@ -3723,7 +3723,7 @@
                 <w:b w:val="0"/>
                 <w:sz w:val="12"/>
               </w:rPr>
-              <w:t>Phone: 0775508030/0771241726 | Email:</w:t>
+              <w:t>Phone: 0778662590 | Email:</w:t>
             </w:r>
           </w:p>
           <w:p>
@@ -3745,7 +3745,7 @@
                 <w:color w:val="B8121B"/>
                 <w:sz w:val="18"/>
               </w:rPr>
-              <w:t>Receipt No: GPSS-067</w:t>
+              <w:t>Receipt No: SUAHCO4-067</w:t>
             </w:r>
             <w:r>
               <w:rPr>
@@ -3919,7 +3919,7 @@
             <w:r>
               <w:drawing>
                 <wp:inline xmlns:a="http://schemas.openxmlformats.org/drawingml/2006/main" xmlns:pic="http://schemas.openxmlformats.org/drawingml/2006/picture">
-                  <wp:extent cx="504000" cy="340541"/>
+                  <wp:extent cx="504000" cy="216000"/>
                   <wp:docPr id="16" name="Picture 16"/>
                   <wp:cNvGraphicFramePr>
                     <a:graphicFrameLocks noChangeAspect="1"/>
@@ -3940,7 +3940,7 @@
                         <pic:spPr>
                           <a:xfrm>
                             <a:off x="0" y="0"/>
-                            <a:ext cx="504000" cy="340541"/>
+                            <a:ext cx="504000" cy="216000"/>
                           </a:xfrm>
                           <a:prstGeom prst="rect"/>
                         </pic:spPr>
@@ -3960,7 +3960,7 @@
                 <w:b/>
                 <w:sz w:val="30"/>
               </w:rPr>
-              <w:t>GREATER PRAISE SCHOOL SYSTEM</w:t>
+              <w:t>Suahco4</w:t>
             </w:r>
           </w:p>
           <w:p>
@@ -3984,7 +3984,7 @@
                 <w:b w:val="0"/>
                 <w:sz w:val="12"/>
               </w:rPr>
-              <w:t>Phone: 0775508030/0771241726 | Email:</w:t>
+              <w:t>Phone: 0778662590 | Email:</w:t>
             </w:r>
           </w:p>
           <w:p>
@@ -4006,7 +4006,7 @@
                 <w:color w:val="B8121B"/>
                 <w:sz w:val="18"/>
               </w:rPr>
-              <w:t>Receipt No: GPSS-068</w:t>
+              <w:t>Receipt No: SUAHCO4-068</w:t>
             </w:r>
             <w:r>
               <w:rPr>
@@ -4176,7 +4176,7 @@
             <w:r>
               <w:drawing>
                 <wp:inline xmlns:a="http://schemas.openxmlformats.org/drawingml/2006/main" xmlns:pic="http://schemas.openxmlformats.org/drawingml/2006/picture">
-                  <wp:extent cx="504000" cy="340541"/>
+                  <wp:extent cx="504000" cy="216000"/>
                   <wp:docPr id="17" name="Picture 17"/>
                   <wp:cNvGraphicFramePr>
                     <a:graphicFrameLocks noChangeAspect="1"/>
@@ -4197,7 +4197,7 @@
                         <pic:spPr>
                           <a:xfrm>
                             <a:off x="0" y="0"/>
-                            <a:ext cx="504000" cy="340541"/>
+                            <a:ext cx="504000" cy="216000"/>
                           </a:xfrm>
                           <a:prstGeom prst="rect"/>
                         </pic:spPr>
@@ -4217,7 +4217,7 @@
                 <w:b/>
                 <w:sz w:val="30"/>
               </w:rPr>
-              <w:t>GREATER PRAISE SCHOOL SYSTEM</w:t>
+              <w:t>Suahco4</w:t>
             </w:r>
           </w:p>
           <w:p>
@@ -4241,7 +4241,7 @@
                 <w:b w:val="0"/>
                 <w:sz w:val="12"/>
               </w:rPr>
-              <w:t>Phone: 0775508030/0771241726 | Email:</w:t>
+              <w:t>Phone: 0778662590 | Email:</w:t>
             </w:r>
           </w:p>
           <w:p>
@@ -4263,7 +4263,7 @@
                 <w:color w:val="B8121B"/>
                 <w:sz w:val="18"/>
               </w:rPr>
-              <w:t>Receipt No: GPSS-069</w:t>
+              <w:t>Receipt No: SUAHCO4-069</w:t>
             </w:r>
             <w:r>
               <w:rPr>
@@ -4437,7 +4437,7 @@
             <w:r>
               <w:drawing>
                 <wp:inline xmlns:a="http://schemas.openxmlformats.org/drawingml/2006/main" xmlns:pic="http://schemas.openxmlformats.org/drawingml/2006/picture">
-                  <wp:extent cx="504000" cy="340541"/>
+                  <wp:extent cx="504000" cy="216000"/>
                   <wp:docPr id="18" name="Picture 18"/>
                   <wp:cNvGraphicFramePr>
                     <a:graphicFrameLocks noChangeAspect="1"/>
@@ -4458,7 +4458,7 @@
                         <pic:spPr>
                           <a:xfrm>
                             <a:off x="0" y="0"/>
-                            <a:ext cx="504000" cy="340541"/>
+                            <a:ext cx="504000" cy="216000"/>
                           </a:xfrm>
                           <a:prstGeom prst="rect"/>
                         </pic:spPr>
@@ -4478,7 +4478,7 @@
                 <w:b/>
                 <w:sz w:val="30"/>
               </w:rPr>
-              <w:t>GREATER PRAISE SCHOOL SYSTEM</w:t>
+              <w:t>Suahco4</w:t>
             </w:r>
           </w:p>
           <w:p>
@@ -4502,7 +4502,7 @@
                 <w:b w:val="0"/>
                 <w:sz w:val="12"/>
               </w:rPr>
-              <w:t>Phone: 0775508030/0771241726 | Email:</w:t>
+              <w:t>Phone: 0778662590 | Email:</w:t>
             </w:r>
           </w:p>
           <w:p>
@@ -4524,7 +4524,7 @@
                 <w:color w:val="B8121B"/>
                 <w:sz w:val="18"/>
               </w:rPr>
-              <w:t>Receipt No: GPSS-070</w:t>
+              <w:t>Receipt No: SUAHCO4-070</w:t>
             </w:r>
             <w:r>
               <w:rPr>
@@ -4694,7 +4694,7 @@
             <w:r>
               <w:drawing>
                 <wp:inline xmlns:a="http://schemas.openxmlformats.org/drawingml/2006/main" xmlns:pic="http://schemas.openxmlformats.org/drawingml/2006/picture">
-                  <wp:extent cx="504000" cy="340541"/>
+                  <wp:extent cx="504000" cy="216000"/>
                   <wp:docPr id="19" name="Picture 19"/>
                   <wp:cNvGraphicFramePr>
                     <a:graphicFrameLocks noChangeAspect="1"/>
@@ -4715,7 +4715,7 @@
                         <pic:spPr>
                           <a:xfrm>
                             <a:off x="0" y="0"/>
-                            <a:ext cx="504000" cy="340541"/>
+                            <a:ext cx="504000" cy="216000"/>
                           </a:xfrm>
                           <a:prstGeom prst="rect"/>
                         </pic:spPr>
@@ -4735,7 +4735,7 @@
                 <w:b/>
                 <w:sz w:val="30"/>
               </w:rPr>
-              <w:t>GREATER PRAISE SCHOOL SYSTEM</w:t>
+              <w:t>Suahco4</w:t>
             </w:r>
           </w:p>
           <w:p>
@@ -4759,7 +4759,7 @@
                 <w:b w:val="0"/>
                 <w:sz w:val="12"/>
               </w:rPr>
-              <w:t>Phone: 0775508030/0771241726 | Email:</w:t>
+              <w:t>Phone: 0778662590 | Email:</w:t>
             </w:r>
           </w:p>
           <w:p>
@@ -4781,7 +4781,7 @@
                 <w:color w:val="B8121B"/>
                 <w:sz w:val="18"/>
               </w:rPr>
-              <w:t>Receipt No: GPSS-069</w:t>
+              <w:t>Receipt No: SUAHCO4-069</w:t>
             </w:r>
             <w:r>
               <w:rPr>
@@ -4955,7 +4955,7 @@
             <w:r>
               <w:drawing>
                 <wp:inline xmlns:a="http://schemas.openxmlformats.org/drawingml/2006/main" xmlns:pic="http://schemas.openxmlformats.org/drawingml/2006/picture">
-                  <wp:extent cx="504000" cy="340541"/>
+                  <wp:extent cx="504000" cy="216000"/>
                   <wp:docPr id="20" name="Picture 20"/>
                   <wp:cNvGraphicFramePr>
                     <a:graphicFrameLocks noChangeAspect="1"/>
@@ -4976,7 +4976,7 @@
                         <pic:spPr>
                           <a:xfrm>
                             <a:off x="0" y="0"/>
-                            <a:ext cx="504000" cy="340541"/>
+                            <a:ext cx="504000" cy="216000"/>
                           </a:xfrm>
                           <a:prstGeom prst="rect"/>
                         </pic:spPr>
@@ -4996,7 +4996,7 @@
                 <w:b/>
                 <w:sz w:val="30"/>
               </w:rPr>
-              <w:t>GREATER PRAISE SCHOOL SYSTEM</w:t>
+              <w:t>Suahco4</w:t>
             </w:r>
           </w:p>
           <w:p>
@@ -5020,7 +5020,7 @@
                 <w:b w:val="0"/>
                 <w:sz w:val="12"/>
               </w:rPr>
-              <w:t>Phone: 0775508030/0771241726 | Email:</w:t>
+              <w:t>Phone: 0778662590 | Email:</w:t>
             </w:r>
           </w:p>
           <w:p>
@@ -5042,7 +5042,7 @@
                 <w:color w:val="B8121B"/>
                 <w:sz w:val="18"/>
               </w:rPr>
-              <w:t>Receipt No: GPSS-070</w:t>
+              <w:t>Receipt No: SUAHCO4-070</w:t>
             </w:r>
             <w:r>
               <w:rPr>
@@ -5212,7 +5212,7 @@
             <w:r>
               <w:drawing>
                 <wp:inline xmlns:a="http://schemas.openxmlformats.org/drawingml/2006/main" xmlns:pic="http://schemas.openxmlformats.org/drawingml/2006/picture">
-                  <wp:extent cx="504000" cy="340541"/>
+                  <wp:extent cx="504000" cy="216000"/>
                   <wp:docPr id="21" name="Picture 21"/>
                   <wp:cNvGraphicFramePr>
                     <a:graphicFrameLocks noChangeAspect="1"/>
@@ -5233,7 +5233,7 @@
                         <pic:spPr>
                           <a:xfrm>
                             <a:off x="0" y="0"/>
-                            <a:ext cx="504000" cy="340541"/>
+                            <a:ext cx="504000" cy="216000"/>
                           </a:xfrm>
                           <a:prstGeom prst="rect"/>
                         </pic:spPr>
@@ -5253,7 +5253,7 @@
                 <w:b/>
                 <w:sz w:val="30"/>
               </w:rPr>
-              <w:t>GREATER PRAISE SCHOOL SYSTEM</w:t>
+              <w:t>Suahco4</w:t>
             </w:r>
           </w:p>
           <w:p>
@@ -5277,7 +5277,7 @@
                 <w:b w:val="0"/>
                 <w:sz w:val="12"/>
               </w:rPr>
-              <w:t>Phone: 0775508030/0771241726 | Email:</w:t>
+              <w:t>Phone: 0778662590 | Email:</w:t>
             </w:r>
           </w:p>
           <w:p>
@@ -5299,7 +5299,7 @@
                 <w:color w:val="B8121B"/>
                 <w:sz w:val="18"/>
               </w:rPr>
-              <w:t>Receipt No: GPSS-071</w:t>
+              <w:t>Receipt No: SUAHCO4-071</w:t>
             </w:r>
             <w:r>
               <w:rPr>
@@ -5473,7 +5473,7 @@
             <w:r>
               <w:drawing>
                 <wp:inline xmlns:a="http://schemas.openxmlformats.org/drawingml/2006/main" xmlns:pic="http://schemas.openxmlformats.org/drawingml/2006/picture">
-                  <wp:extent cx="504000" cy="340541"/>
+                  <wp:extent cx="504000" cy="216000"/>
                   <wp:docPr id="22" name="Picture 22"/>
                   <wp:cNvGraphicFramePr>
                     <a:graphicFrameLocks noChangeAspect="1"/>
@@ -5494,7 +5494,7 @@
                         <pic:spPr>
                           <a:xfrm>
                             <a:off x="0" y="0"/>
-                            <a:ext cx="504000" cy="340541"/>
+                            <a:ext cx="504000" cy="216000"/>
                           </a:xfrm>
                           <a:prstGeom prst="rect"/>
                         </pic:spPr>
@@ -5514,7 +5514,7 @@
                 <w:b/>
                 <w:sz w:val="30"/>
               </w:rPr>
-              <w:t>GREATER PRAISE SCHOOL SYSTEM</w:t>
+              <w:t>Suahco4</w:t>
             </w:r>
           </w:p>
           <w:p>
@@ -5538,7 +5538,7 @@
                 <w:b w:val="0"/>
                 <w:sz w:val="12"/>
               </w:rPr>
-              <w:t>Phone: 0775508030/0771241726 | Email:</w:t>
+              <w:t>Phone: 0778662590 | Email:</w:t>
             </w:r>
           </w:p>
           <w:p>
@@ -5560,7 +5560,7 @@
                 <w:color w:val="B8121B"/>
                 <w:sz w:val="18"/>
               </w:rPr>
-              <w:t>Receipt No: GPSS-072</w:t>
+              <w:t>Receipt No: SUAHCO4-072</w:t>
             </w:r>
             <w:r>
               <w:rPr>
@@ -5730,7 +5730,7 @@
             <w:r>
               <w:drawing>
                 <wp:inline xmlns:a="http://schemas.openxmlformats.org/drawingml/2006/main" xmlns:pic="http://schemas.openxmlformats.org/drawingml/2006/picture">
-                  <wp:extent cx="504000" cy="340541"/>
+                  <wp:extent cx="504000" cy="216000"/>
                   <wp:docPr id="23" name="Picture 23"/>
                   <wp:cNvGraphicFramePr>
                     <a:graphicFrameLocks noChangeAspect="1"/>
@@ -5751,7 +5751,7 @@
                         <pic:spPr>
                           <a:xfrm>
                             <a:off x="0" y="0"/>
-                            <a:ext cx="504000" cy="340541"/>
+                            <a:ext cx="504000" cy="216000"/>
                           </a:xfrm>
                           <a:prstGeom prst="rect"/>
                         </pic:spPr>
@@ -5771,7 +5771,7 @@
                 <w:b/>
                 <w:sz w:val="30"/>
               </w:rPr>
-              <w:t>GREATER PRAISE SCHOOL SYSTEM</w:t>
+              <w:t>Suahco4</w:t>
             </w:r>
           </w:p>
           <w:p>
@@ -5795,7 +5795,7 @@
                 <w:b w:val="0"/>
                 <w:sz w:val="12"/>
               </w:rPr>
-              <w:t>Phone: 0775508030/0771241726 | Email:</w:t>
+              <w:t>Phone: 0778662590 | Email:</w:t>
             </w:r>
           </w:p>
           <w:p>
@@ -5817,7 +5817,7 @@
                 <w:color w:val="B8121B"/>
                 <w:sz w:val="18"/>
               </w:rPr>
-              <w:t>Receipt No: GPSS-071</w:t>
+              <w:t>Receipt No: SUAHCO4-071</w:t>
             </w:r>
             <w:r>
               <w:rPr>
@@ -5991,7 +5991,7 @@
             <w:r>
               <w:drawing>
                 <wp:inline xmlns:a="http://schemas.openxmlformats.org/drawingml/2006/main" xmlns:pic="http://schemas.openxmlformats.org/drawingml/2006/picture">
-                  <wp:extent cx="504000" cy="340541"/>
+                  <wp:extent cx="504000" cy="216000"/>
                   <wp:docPr id="24" name="Picture 24"/>
                   <wp:cNvGraphicFramePr>
                     <a:graphicFrameLocks noChangeAspect="1"/>
@@ -6012,7 +6012,7 @@
                         <pic:spPr>
                           <a:xfrm>
                             <a:off x="0" y="0"/>
-                            <a:ext cx="504000" cy="340541"/>
+                            <a:ext cx="504000" cy="216000"/>
                           </a:xfrm>
                           <a:prstGeom prst="rect"/>
                         </pic:spPr>
@@ -6032,7 +6032,7 @@
                 <w:b/>
                 <w:sz w:val="30"/>
               </w:rPr>
-              <w:t>GREATER PRAISE SCHOOL SYSTEM</w:t>
+              <w:t>Suahco4</w:t>
             </w:r>
           </w:p>
           <w:p>
@@ -6056,7 +6056,7 @@
                 <w:b w:val="0"/>
                 <w:sz w:val="12"/>
               </w:rPr>
-              <w:t>Phone: 0775508030/0771241726 | Email:</w:t>
+              <w:t>Phone: 0778662590 | Email:</w:t>
             </w:r>
           </w:p>
           <w:p>
@@ -6078,7 +6078,7 @@
                 <w:color w:val="B8121B"/>
                 <w:sz w:val="18"/>
               </w:rPr>
-              <w:t>Receipt No: GPSS-072</w:t>
+              <w:t>Receipt No: SUAHCO4-072</w:t>
             </w:r>
             <w:r>
               <w:rPr>
@@ -6248,7 +6248,7 @@
             <w:r>
               <w:drawing>
                 <wp:inline xmlns:a="http://schemas.openxmlformats.org/drawingml/2006/main" xmlns:pic="http://schemas.openxmlformats.org/drawingml/2006/picture">
-                  <wp:extent cx="504000" cy="340541"/>
+                  <wp:extent cx="504000" cy="216000"/>
                   <wp:docPr id="25" name="Picture 25"/>
                   <wp:cNvGraphicFramePr>
                     <a:graphicFrameLocks noChangeAspect="1"/>
@@ -6269,7 +6269,7 @@
                         <pic:spPr>
                           <a:xfrm>
                             <a:off x="0" y="0"/>
-                            <a:ext cx="504000" cy="340541"/>
+                            <a:ext cx="504000" cy="216000"/>
                           </a:xfrm>
                           <a:prstGeom prst="rect"/>
                         </pic:spPr>
@@ -6289,7 +6289,7 @@
                 <w:b/>
                 <w:sz w:val="30"/>
               </w:rPr>
-              <w:t>GREATER PRAISE SCHOOL SYSTEM</w:t>
+              <w:t>Suahco4</w:t>
             </w:r>
           </w:p>
           <w:p>
@@ -6313,7 +6313,7 @@
                 <w:b w:val="0"/>
                 <w:sz w:val="12"/>
               </w:rPr>
-              <w:t>Phone: 0775508030/0771241726 | Email:</w:t>
+              <w:t>Phone: 0778662590 | Email:</w:t>
             </w:r>
           </w:p>
           <w:p>
@@ -6335,7 +6335,7 @@
                 <w:color w:val="B8121B"/>
                 <w:sz w:val="18"/>
               </w:rPr>
-              <w:t>Receipt No: GPSS-073</w:t>
+              <w:t>Receipt No: SUAHCO4-073</w:t>
             </w:r>
             <w:r>
               <w:rPr>
@@ -6509,7 +6509,7 @@
             <w:r>
               <w:drawing>
                 <wp:inline xmlns:a="http://schemas.openxmlformats.org/drawingml/2006/main" xmlns:pic="http://schemas.openxmlformats.org/drawingml/2006/picture">
-                  <wp:extent cx="504000" cy="340541"/>
+                  <wp:extent cx="504000" cy="216000"/>
                   <wp:docPr id="26" name="Picture 26"/>
                   <wp:cNvGraphicFramePr>
                     <a:graphicFrameLocks noChangeAspect="1"/>
@@ -6530,7 +6530,7 @@
                         <pic:spPr>
                           <a:xfrm>
                             <a:off x="0" y="0"/>
-                            <a:ext cx="504000" cy="340541"/>
+                            <a:ext cx="504000" cy="216000"/>
                           </a:xfrm>
                           <a:prstGeom prst="rect"/>
                         </pic:spPr>
@@ -6550,7 +6550,7 @@
                 <w:b/>
                 <w:sz w:val="30"/>
               </w:rPr>
-              <w:t>GREATER PRAISE SCHOOL SYSTEM</w:t>
+              <w:t>Suahco4</w:t>
             </w:r>
           </w:p>
           <w:p>
@@ -6574,7 +6574,7 @@
                 <w:b w:val="0"/>
                 <w:sz w:val="12"/>
               </w:rPr>
-              <w:t>Phone: 0775508030/0771241726 | Email:</w:t>
+              <w:t>Phone: 0778662590 | Email:</w:t>
             </w:r>
           </w:p>
           <w:p>
@@ -6596,7 +6596,7 @@
                 <w:color w:val="B8121B"/>
                 <w:sz w:val="18"/>
               </w:rPr>
-              <w:t>Receipt No: GPSS-074</w:t>
+              <w:t>Receipt No: SUAHCO4-074</w:t>
             </w:r>
             <w:r>
               <w:rPr>
@@ -6766,7 +6766,7 @@
             <w:r>
               <w:drawing>
                 <wp:inline xmlns:a="http://schemas.openxmlformats.org/drawingml/2006/main" xmlns:pic="http://schemas.openxmlformats.org/drawingml/2006/picture">
-                  <wp:extent cx="504000" cy="340541"/>
+                  <wp:extent cx="504000" cy="216000"/>
                   <wp:docPr id="27" name="Picture 27"/>
                   <wp:cNvGraphicFramePr>
                     <a:graphicFrameLocks noChangeAspect="1"/>
@@ -6787,7 +6787,7 @@
                         <pic:spPr>
                           <a:xfrm>
                             <a:off x="0" y="0"/>
-                            <a:ext cx="504000" cy="340541"/>
+                            <a:ext cx="504000" cy="216000"/>
                           </a:xfrm>
                           <a:prstGeom prst="rect"/>
                         </pic:spPr>
@@ -6807,7 +6807,7 @@
                 <w:b/>
                 <w:sz w:val="30"/>
               </w:rPr>
-              <w:t>GREATER PRAISE SCHOOL SYSTEM</w:t>
+              <w:t>Suahco4</w:t>
             </w:r>
           </w:p>
           <w:p>
@@ -6831,7 +6831,7 @@
                 <w:b w:val="0"/>
                 <w:sz w:val="12"/>
               </w:rPr>
-              <w:t>Phone: 0775508030/0771241726 | Email:</w:t>
+              <w:t>Phone: 0778662590 | Email:</w:t>
             </w:r>
           </w:p>
           <w:p>
@@ -6853,7 +6853,7 @@
                 <w:color w:val="B8121B"/>
                 <w:sz w:val="18"/>
               </w:rPr>
-              <w:t>Receipt No: GPSS-073</w:t>
+              <w:t>Receipt No: SUAHCO4-073</w:t>
             </w:r>
             <w:r>
               <w:rPr>
@@ -7027,7 +7027,7 @@
             <w:r>
               <w:drawing>
                 <wp:inline xmlns:a="http://schemas.openxmlformats.org/drawingml/2006/main" xmlns:pic="http://schemas.openxmlformats.org/drawingml/2006/picture">
-                  <wp:extent cx="504000" cy="340541"/>
+                  <wp:extent cx="504000" cy="216000"/>
                   <wp:docPr id="28" name="Picture 28"/>
                   <wp:cNvGraphicFramePr>
                     <a:graphicFrameLocks noChangeAspect="1"/>
@@ -7048,7 +7048,7 @@
                         <pic:spPr>
                           <a:xfrm>
                             <a:off x="0" y="0"/>
-                            <a:ext cx="504000" cy="340541"/>
+                            <a:ext cx="504000" cy="216000"/>
                           </a:xfrm>
                           <a:prstGeom prst="rect"/>
                         </pic:spPr>
@@ -7068,7 +7068,7 @@
                 <w:b/>
                 <w:sz w:val="30"/>
               </w:rPr>
-              <w:t>GREATER PRAISE SCHOOL SYSTEM</w:t>
+              <w:t>Suahco4</w:t>
             </w:r>
           </w:p>
           <w:p>
@@ -7092,7 +7092,7 @@
                 <w:b w:val="0"/>
                 <w:sz w:val="12"/>
               </w:rPr>
-              <w:t>Phone: 0775508030/0771241726 | Email:</w:t>
+              <w:t>Phone: 0778662590 | Email:</w:t>
             </w:r>
           </w:p>
           <w:p>
@@ -7114,7 +7114,7 @@
                 <w:color w:val="B8121B"/>
                 <w:sz w:val="18"/>
               </w:rPr>
-              <w:t>Receipt No: GPSS-074</w:t>
+              <w:t>Receipt No: SUAHCO4-074</w:t>
             </w:r>
             <w:r>
               <w:rPr>
@@ -7284,7 +7284,7 @@
             <w:r>
               <w:drawing>
                 <wp:inline xmlns:a="http://schemas.openxmlformats.org/drawingml/2006/main" xmlns:pic="http://schemas.openxmlformats.org/drawingml/2006/picture">
-                  <wp:extent cx="504000" cy="340541"/>
+                  <wp:extent cx="504000" cy="216000"/>
                   <wp:docPr id="29" name="Picture 29"/>
                   <wp:cNvGraphicFramePr>
                     <a:graphicFrameLocks noChangeAspect="1"/>
@@ -7305,7 +7305,7 @@
                         <pic:spPr>
                           <a:xfrm>
                             <a:off x="0" y="0"/>
-                            <a:ext cx="504000" cy="340541"/>
+                            <a:ext cx="504000" cy="216000"/>
                           </a:xfrm>
                           <a:prstGeom prst="rect"/>
                         </pic:spPr>
@@ -7325,7 +7325,7 @@
                 <w:b/>
                 <w:sz w:val="30"/>
               </w:rPr>
-              <w:t>GREATER PRAISE SCHOOL SYSTEM</w:t>
+              <w:t>Suahco4</w:t>
             </w:r>
           </w:p>
           <w:p>
@@ -7349,7 +7349,7 @@
                 <w:b w:val="0"/>
                 <w:sz w:val="12"/>
               </w:rPr>
-              <w:t>Phone: 0775508030/0771241726 | Email:</w:t>
+              <w:t>Phone: 0778662590 | Email:</w:t>
             </w:r>
           </w:p>
           <w:p>
@@ -7371,7 +7371,7 @@
                 <w:color w:val="B8121B"/>
                 <w:sz w:val="18"/>
               </w:rPr>
-              <w:t>Receipt No: GPSS-075</w:t>
+              <w:t>Receipt No: SUAHCO4-075</w:t>
             </w:r>
             <w:r>
               <w:rPr>
@@ -7545,7 +7545,7 @@
             <w:r>
               <w:drawing>
                 <wp:inline xmlns:a="http://schemas.openxmlformats.org/drawingml/2006/main" xmlns:pic="http://schemas.openxmlformats.org/drawingml/2006/picture">
-                  <wp:extent cx="504000" cy="340541"/>
+                  <wp:extent cx="504000" cy="216000"/>
                   <wp:docPr id="30" name="Picture 30"/>
                   <wp:cNvGraphicFramePr>
                     <a:graphicFrameLocks noChangeAspect="1"/>
@@ -7566,7 +7566,7 @@
                         <pic:spPr>
                           <a:xfrm>
                             <a:off x="0" y="0"/>
-                            <a:ext cx="504000" cy="340541"/>
+                            <a:ext cx="504000" cy="216000"/>
                           </a:xfrm>
                           <a:prstGeom prst="rect"/>
                         </pic:spPr>
@@ -7586,7 +7586,7 @@
                 <w:b/>
                 <w:sz w:val="30"/>
               </w:rPr>
-              <w:t>GREATER PRAISE SCHOOL SYSTEM</w:t>
+              <w:t>Suahco4</w:t>
             </w:r>
           </w:p>
           <w:p>
@@ -7610,7 +7610,7 @@
                 <w:b w:val="0"/>
                 <w:sz w:val="12"/>
               </w:rPr>
-              <w:t>Phone: 0775508030/0771241726 | Email:</w:t>
+              <w:t>Phone: 0778662590 | Email:</w:t>
             </w:r>
           </w:p>
           <w:p>
@@ -7632,7 +7632,7 @@
                 <w:color w:val="B8121B"/>
                 <w:sz w:val="18"/>
               </w:rPr>
-              <w:t>Receipt No: GPSS-076</w:t>
+              <w:t>Receipt No: SUAHCO4-076</w:t>
             </w:r>
             <w:r>
               <w:rPr>
@@ -7802,7 +7802,7 @@
             <w:r>
               <w:drawing>
                 <wp:inline xmlns:a="http://schemas.openxmlformats.org/drawingml/2006/main" xmlns:pic="http://schemas.openxmlformats.org/drawingml/2006/picture">
-                  <wp:extent cx="504000" cy="340541"/>
+                  <wp:extent cx="504000" cy="216000"/>
                   <wp:docPr id="31" name="Picture 31"/>
                   <wp:cNvGraphicFramePr>
                     <a:graphicFrameLocks noChangeAspect="1"/>
@@ -7823,7 +7823,7 @@
                         <pic:spPr>
                           <a:xfrm>
                             <a:off x="0" y="0"/>
-                            <a:ext cx="504000" cy="340541"/>
+                            <a:ext cx="504000" cy="216000"/>
                           </a:xfrm>
                           <a:prstGeom prst="rect"/>
                         </pic:spPr>
@@ -7843,7 +7843,7 @@
                 <w:b/>
                 <w:sz w:val="30"/>
               </w:rPr>
-              <w:t>GREATER PRAISE SCHOOL SYSTEM</w:t>
+              <w:t>Suahco4</w:t>
             </w:r>
           </w:p>
           <w:p>
@@ -7867,7 +7867,7 @@
                 <w:b w:val="0"/>
                 <w:sz w:val="12"/>
               </w:rPr>
-              <w:t>Phone: 0775508030/0771241726 | Email:</w:t>
+              <w:t>Phone: 0778662590 | Email:</w:t>
             </w:r>
           </w:p>
           <w:p>
@@ -7889,7 +7889,7 @@
                 <w:color w:val="B8121B"/>
                 <w:sz w:val="18"/>
               </w:rPr>
-              <w:t>Receipt No: GPSS-075</w:t>
+              <w:t>Receipt No: SUAHCO4-075</w:t>
             </w:r>
             <w:r>
               <w:rPr>
@@ -8063,7 +8063,7 @@
             <w:r>
               <w:drawing>
                 <wp:inline xmlns:a="http://schemas.openxmlformats.org/drawingml/2006/main" xmlns:pic="http://schemas.openxmlformats.org/drawingml/2006/picture">
-                  <wp:extent cx="504000" cy="340541"/>
+                  <wp:extent cx="504000" cy="216000"/>
                   <wp:docPr id="32" name="Picture 32"/>
                   <wp:cNvGraphicFramePr>
                     <a:graphicFrameLocks noChangeAspect="1"/>
@@ -8084,7 +8084,7 @@
                         <pic:spPr>
                           <a:xfrm>
                             <a:off x="0" y="0"/>
-                            <a:ext cx="504000" cy="340541"/>
+                            <a:ext cx="504000" cy="216000"/>
                           </a:xfrm>
                           <a:prstGeom prst="rect"/>
                         </pic:spPr>
@@ -8104,7 +8104,7 @@
                 <w:b/>
                 <w:sz w:val="30"/>
               </w:rPr>
-              <w:t>GREATER PRAISE SCHOOL SYSTEM</w:t>
+              <w:t>Suahco4</w:t>
             </w:r>
           </w:p>
           <w:p>
@@ -8128,7 +8128,7 @@
                 <w:b w:val="0"/>
                 <w:sz w:val="12"/>
               </w:rPr>
-              <w:t>Phone: 0775508030/0771241726 | Email:</w:t>
+              <w:t>Phone: 0778662590 | Email:</w:t>
             </w:r>
           </w:p>
           <w:p>
@@ -8150,7 +8150,7 @@
                 <w:color w:val="B8121B"/>
                 <w:sz w:val="18"/>
               </w:rPr>
-              <w:t>Receipt No: GPSS-076</w:t>
+              <w:t>Receipt No: SUAHCO4-076</w:t>
             </w:r>
             <w:r>
               <w:rPr>
@@ -8320,7 +8320,7 @@
             <w:r>
               <w:drawing>
                 <wp:inline xmlns:a="http://schemas.openxmlformats.org/drawingml/2006/main" xmlns:pic="http://schemas.openxmlformats.org/drawingml/2006/picture">
-                  <wp:extent cx="504000" cy="340541"/>
+                  <wp:extent cx="504000" cy="216000"/>
                   <wp:docPr id="33" name="Picture 33"/>
                   <wp:cNvGraphicFramePr>
                     <a:graphicFrameLocks noChangeAspect="1"/>
@@ -8341,7 +8341,7 @@
                         <pic:spPr>
                           <a:xfrm>
                             <a:off x="0" y="0"/>
-                            <a:ext cx="504000" cy="340541"/>
+                            <a:ext cx="504000" cy="216000"/>
                           </a:xfrm>
                           <a:prstGeom prst="rect"/>
                         </pic:spPr>
@@ -8361,7 +8361,7 @@
                 <w:b/>
                 <w:sz w:val="30"/>
               </w:rPr>
-              <w:t>GREATER PRAISE SCHOOL SYSTEM</w:t>
+              <w:t>Suahco4</w:t>
             </w:r>
           </w:p>
           <w:p>
@@ -8385,7 +8385,7 @@
                 <w:b w:val="0"/>
                 <w:sz w:val="12"/>
               </w:rPr>
-              <w:t>Phone: 0775508030/0771241726 | Email:</w:t>
+              <w:t>Phone: 0778662590 | Email:</w:t>
             </w:r>
           </w:p>
           <w:p>
@@ -8407,7 +8407,7 @@
                 <w:color w:val="B8121B"/>
                 <w:sz w:val="18"/>
               </w:rPr>
-              <w:t>Receipt No: GPSS-077</w:t>
+              <w:t>Receipt No: SUAHCO4-077</w:t>
             </w:r>
             <w:r>
               <w:rPr>
@@ -8581,7 +8581,7 @@
             <w:r>
               <w:drawing>
                 <wp:inline xmlns:a="http://schemas.openxmlformats.org/drawingml/2006/main" xmlns:pic="http://schemas.openxmlformats.org/drawingml/2006/picture">
-                  <wp:extent cx="504000" cy="340541"/>
+                  <wp:extent cx="504000" cy="216000"/>
                   <wp:docPr id="34" name="Picture 34"/>
                   <wp:cNvGraphicFramePr>
                     <a:graphicFrameLocks noChangeAspect="1"/>
@@ -8602,7 +8602,7 @@
                         <pic:spPr>
                           <a:xfrm>
                             <a:off x="0" y="0"/>
-                            <a:ext cx="504000" cy="340541"/>
+                            <a:ext cx="504000" cy="216000"/>
                           </a:xfrm>
                           <a:prstGeom prst="rect"/>
                         </pic:spPr>
@@ -8622,7 +8622,7 @@
                 <w:b/>
                 <w:sz w:val="30"/>
               </w:rPr>
-              <w:t>GREATER PRAISE SCHOOL SYSTEM</w:t>
+              <w:t>Suahco4</w:t>
             </w:r>
           </w:p>
           <w:p>
@@ -8646,7 +8646,7 @@
                 <w:b w:val="0"/>
                 <w:sz w:val="12"/>
               </w:rPr>
-              <w:t>Phone: 0775508030/0771241726 | Email:</w:t>
+              <w:t>Phone: 0778662590 | Email:</w:t>
             </w:r>
           </w:p>
           <w:p>
@@ -8668,7 +8668,7 @@
                 <w:color w:val="B8121B"/>
                 <w:sz w:val="18"/>
               </w:rPr>
-              <w:t>Receipt No: GPSS-078</w:t>
+              <w:t>Receipt No: SUAHCO4-078</w:t>
             </w:r>
             <w:r>
               <w:rPr>
@@ -8838,7 +8838,7 @@
             <w:r>
               <w:drawing>
                 <wp:inline xmlns:a="http://schemas.openxmlformats.org/drawingml/2006/main" xmlns:pic="http://schemas.openxmlformats.org/drawingml/2006/picture">
-                  <wp:extent cx="504000" cy="340541"/>
+                  <wp:extent cx="504000" cy="216000"/>
                   <wp:docPr id="35" name="Picture 35"/>
                   <wp:cNvGraphicFramePr>
                     <a:graphicFrameLocks noChangeAspect="1"/>
@@ -8859,7 +8859,7 @@
                         <pic:spPr>
                           <a:xfrm>
                             <a:off x="0" y="0"/>
-                            <a:ext cx="504000" cy="340541"/>
+                            <a:ext cx="504000" cy="216000"/>
                           </a:xfrm>
                           <a:prstGeom prst="rect"/>
                         </pic:spPr>
@@ -8879,7 +8879,7 @@
                 <w:b/>
                 <w:sz w:val="30"/>
               </w:rPr>
-              <w:t>GREATER PRAISE SCHOOL SYSTEM</w:t>
+              <w:t>Suahco4</w:t>
             </w:r>
           </w:p>
           <w:p>
@@ -8903,7 +8903,7 @@
                 <w:b w:val="0"/>
                 <w:sz w:val="12"/>
               </w:rPr>
-              <w:t>Phone: 0775508030/0771241726 | Email:</w:t>
+              <w:t>Phone: 0778662590 | Email:</w:t>
             </w:r>
           </w:p>
           <w:p>
@@ -8925,7 +8925,7 @@
                 <w:color w:val="B8121B"/>
                 <w:sz w:val="18"/>
               </w:rPr>
-              <w:t>Receipt No: GPSS-077</w:t>
+              <w:t>Receipt No: SUAHCO4-077</w:t>
             </w:r>
             <w:r>
               <w:rPr>
@@ -9099,7 +9099,7 @@
             <w:r>
               <w:drawing>
                 <wp:inline xmlns:a="http://schemas.openxmlformats.org/drawingml/2006/main" xmlns:pic="http://schemas.openxmlformats.org/drawingml/2006/picture">
-                  <wp:extent cx="504000" cy="340541"/>
+                  <wp:extent cx="504000" cy="216000"/>
                   <wp:docPr id="36" name="Picture 36"/>
                   <wp:cNvGraphicFramePr>
                     <a:graphicFrameLocks noChangeAspect="1"/>
@@ -9120,7 +9120,7 @@
                         <pic:spPr>
                           <a:xfrm>
                             <a:off x="0" y="0"/>
-                            <a:ext cx="504000" cy="340541"/>
+                            <a:ext cx="504000" cy="216000"/>
                           </a:xfrm>
                           <a:prstGeom prst="rect"/>
                         </pic:spPr>
@@ -9140,7 +9140,7 @@
                 <w:b/>
                 <w:sz w:val="30"/>
               </w:rPr>
-              <w:t>GREATER PRAISE SCHOOL SYSTEM</w:t>
+              <w:t>Suahco4</w:t>
             </w:r>
           </w:p>
           <w:p>
@@ -9164,7 +9164,7 @@
                 <w:b w:val="0"/>
                 <w:sz w:val="12"/>
               </w:rPr>
-              <w:t>Phone: 0775508030/0771241726 | Email:</w:t>
+              <w:t>Phone: 0778662590 | Email:</w:t>
             </w:r>
           </w:p>
           <w:p>
@@ -9186,7 +9186,7 @@
                 <w:color w:val="B8121B"/>
                 <w:sz w:val="18"/>
               </w:rPr>
-              <w:t>Receipt No: GPSS-078</w:t>
+              <w:t>Receipt No: SUAHCO4-078</w:t>
             </w:r>
             <w:r>
               <w:rPr>
@@ -9356,7 +9356,7 @@
             <w:r>
               <w:drawing>
                 <wp:inline xmlns:a="http://schemas.openxmlformats.org/drawingml/2006/main" xmlns:pic="http://schemas.openxmlformats.org/drawingml/2006/picture">
-                  <wp:extent cx="504000" cy="340541"/>
+                  <wp:extent cx="504000" cy="216000"/>
                   <wp:docPr id="37" name="Picture 37"/>
                   <wp:cNvGraphicFramePr>
                     <a:graphicFrameLocks noChangeAspect="1"/>
@@ -9377,7 +9377,7 @@
                         <pic:spPr>
                           <a:xfrm>
                             <a:off x="0" y="0"/>
-                            <a:ext cx="504000" cy="340541"/>
+                            <a:ext cx="504000" cy="216000"/>
                           </a:xfrm>
                           <a:prstGeom prst="rect"/>
                         </pic:spPr>
@@ -9397,7 +9397,7 @@
                 <w:b/>
                 <w:sz w:val="30"/>
               </w:rPr>
-              <w:t>GREATER PRAISE SCHOOL SYSTEM</w:t>
+              <w:t>Suahco4</w:t>
             </w:r>
           </w:p>
           <w:p>
@@ -9421,7 +9421,7 @@
                 <w:b w:val="0"/>
                 <w:sz w:val="12"/>
               </w:rPr>
-              <w:t>Phone: 0775508030/0771241726 | Email:</w:t>
+              <w:t>Phone: 0778662590 | Email:</w:t>
             </w:r>
           </w:p>
           <w:p>
@@ -9443,7 +9443,7 @@
                 <w:color w:val="B8121B"/>
                 <w:sz w:val="18"/>
               </w:rPr>
-              <w:t>Receipt No: GPSS-079</w:t>
+              <w:t>Receipt No: SUAHCO4-079</w:t>
             </w:r>
             <w:r>
               <w:rPr>
@@ -9617,7 +9617,7 @@
             <w:r>
               <w:drawing>
                 <wp:inline xmlns:a="http://schemas.openxmlformats.org/drawingml/2006/main" xmlns:pic="http://schemas.openxmlformats.org/drawingml/2006/picture">
-                  <wp:extent cx="504000" cy="340541"/>
+                  <wp:extent cx="504000" cy="216000"/>
                   <wp:docPr id="38" name="Picture 38"/>
                   <wp:cNvGraphicFramePr>
                     <a:graphicFrameLocks noChangeAspect="1"/>
@@ -9638,7 +9638,7 @@
                         <pic:spPr>
                           <a:xfrm>
                             <a:off x="0" y="0"/>
-                            <a:ext cx="504000" cy="340541"/>
+                            <a:ext cx="504000" cy="216000"/>
                           </a:xfrm>
                           <a:prstGeom prst="rect"/>
                         </pic:spPr>
@@ -9658,7 +9658,7 @@
                 <w:b/>
                 <w:sz w:val="30"/>
               </w:rPr>
-              <w:t>GREATER PRAISE SCHOOL SYSTEM</w:t>
+              <w:t>Suahco4</w:t>
             </w:r>
           </w:p>
           <w:p>
@@ -9682,7 +9682,7 @@
                 <w:b w:val="0"/>
                 <w:sz w:val="12"/>
               </w:rPr>
-              <w:t>Phone: 0775508030/0771241726 | Email:</w:t>
+              <w:t>Phone: 0778662590 | Email:</w:t>
             </w:r>
           </w:p>
           <w:p>
@@ -9704,7 +9704,7 @@
                 <w:color w:val="B8121B"/>
                 <w:sz w:val="18"/>
               </w:rPr>
-              <w:t>Receipt No: GPSS-080</w:t>
+              <w:t>Receipt No: SUAHCO4-080</w:t>
             </w:r>
             <w:r>
               <w:rPr>
@@ -9874,7 +9874,7 @@
             <w:r>
               <w:drawing>
                 <wp:inline xmlns:a="http://schemas.openxmlformats.org/drawingml/2006/main" xmlns:pic="http://schemas.openxmlformats.org/drawingml/2006/picture">
-                  <wp:extent cx="504000" cy="340541"/>
+                  <wp:extent cx="504000" cy="216000"/>
                   <wp:docPr id="39" name="Picture 39"/>
                   <wp:cNvGraphicFramePr>
                     <a:graphicFrameLocks noChangeAspect="1"/>
@@ -9895,7 +9895,7 @@
                         <pic:spPr>
                           <a:xfrm>
                             <a:off x="0" y="0"/>
-                            <a:ext cx="504000" cy="340541"/>
+                            <a:ext cx="504000" cy="216000"/>
                           </a:xfrm>
                           <a:prstGeom prst="rect"/>
                         </pic:spPr>
@@ -9915,7 +9915,7 @@
                 <w:b/>
                 <w:sz w:val="30"/>
               </w:rPr>
-              <w:t>GREATER PRAISE SCHOOL SYSTEM</w:t>
+              <w:t>Suahco4</w:t>
             </w:r>
           </w:p>
           <w:p>
@@ -9939,7 +9939,7 @@
                 <w:b w:val="0"/>
                 <w:sz w:val="12"/>
               </w:rPr>
-              <w:t>Phone: 0775508030/0771241726 | Email:</w:t>
+              <w:t>Phone: 0778662590 | Email:</w:t>
             </w:r>
           </w:p>
           <w:p>
@@ -9961,7 +9961,7 @@
                 <w:color w:val="B8121B"/>
                 <w:sz w:val="18"/>
               </w:rPr>
-              <w:t>Receipt No: GPSS-079</w:t>
+              <w:t>Receipt No: SUAHCO4-079</w:t>
             </w:r>
             <w:r>
               <w:rPr>
@@ -10135,7 +10135,7 @@
             <w:r>
               <w:drawing>
                 <wp:inline xmlns:a="http://schemas.openxmlformats.org/drawingml/2006/main" xmlns:pic="http://schemas.openxmlformats.org/drawingml/2006/picture">
-                  <wp:extent cx="504000" cy="340541"/>
+                  <wp:extent cx="504000" cy="216000"/>
                   <wp:docPr id="40" name="Picture 40"/>
                   <wp:cNvGraphicFramePr>
                     <a:graphicFrameLocks noChangeAspect="1"/>
@@ -10156,7 +10156,7 @@
                         <pic:spPr>
                           <a:xfrm>
                             <a:off x="0" y="0"/>
-                            <a:ext cx="504000" cy="340541"/>
+                            <a:ext cx="504000" cy="216000"/>
                           </a:xfrm>
                           <a:prstGeom prst="rect"/>
                         </pic:spPr>
@@ -10176,7 +10176,7 @@
                 <w:b/>
                 <w:sz w:val="30"/>
               </w:rPr>
-              <w:t>GREATER PRAISE SCHOOL SYSTEM</w:t>
+              <w:t>Suahco4</w:t>
             </w:r>
           </w:p>
           <w:p>
@@ -10200,7 +10200,7 @@
                 <w:b w:val="0"/>
                 <w:sz w:val="12"/>
               </w:rPr>
-              <w:t>Phone: 0775508030/0771241726 | Email:</w:t>
+              <w:t>Phone: 0778662590 | Email:</w:t>
             </w:r>
           </w:p>
           <w:p>
@@ -10222,7 +10222,7 @@
                 <w:color w:val="B8121B"/>
                 <w:sz w:val="18"/>
               </w:rPr>
-              <w:t>Receipt No: GPSS-080</w:t>
+              <w:t>Receipt No: SUAHCO4-080</w:t>
             </w:r>
             <w:r>
               <w:rPr>
@@ -10392,7 +10392,7 @@
             <w:r>
               <w:drawing>
                 <wp:inline xmlns:a="http://schemas.openxmlformats.org/drawingml/2006/main" xmlns:pic="http://schemas.openxmlformats.org/drawingml/2006/picture">
-                  <wp:extent cx="504000" cy="340541"/>
+                  <wp:extent cx="504000" cy="216000"/>
                   <wp:docPr id="41" name="Picture 41"/>
                   <wp:cNvGraphicFramePr>
                     <a:graphicFrameLocks noChangeAspect="1"/>
@@ -10413,7 +10413,7 @@
                         <pic:spPr>
                           <a:xfrm>
                             <a:off x="0" y="0"/>
-                            <a:ext cx="504000" cy="340541"/>
+                            <a:ext cx="504000" cy="216000"/>
                           </a:xfrm>
                           <a:prstGeom prst="rect"/>
                         </pic:spPr>
@@ -10433,7 +10433,7 @@
                 <w:b/>
                 <w:sz w:val="30"/>
               </w:rPr>
-              <w:t>GREATER PRAISE SCHOOL SYSTEM</w:t>
+              <w:t>Suahco4</w:t>
             </w:r>
           </w:p>
           <w:p>
@@ -10457,7 +10457,7 @@
                 <w:b w:val="0"/>
                 <w:sz w:val="12"/>
               </w:rPr>
-              <w:t>Phone: 0775508030/0771241726 | Email:</w:t>
+              <w:t>Phone: 0778662590 | Email:</w:t>
             </w:r>
           </w:p>
           <w:p>
@@ -10479,7 +10479,7 @@
                 <w:color w:val="B8121B"/>
                 <w:sz w:val="18"/>
               </w:rPr>
-              <w:t>Receipt No: GPSS-081</w:t>
+              <w:t>Receipt No: SUAHCO4-081</w:t>
             </w:r>
             <w:r>
               <w:rPr>
@@ -10653,7 +10653,7 @@
             <w:r>
               <w:drawing>
                 <wp:inline xmlns:a="http://schemas.openxmlformats.org/drawingml/2006/main" xmlns:pic="http://schemas.openxmlformats.org/drawingml/2006/picture">
-                  <wp:extent cx="504000" cy="340541"/>
+                  <wp:extent cx="504000" cy="216000"/>
                   <wp:docPr id="42" name="Picture 42"/>
                   <wp:cNvGraphicFramePr>
                     <a:graphicFrameLocks noChangeAspect="1"/>
@@ -10674,7 +10674,7 @@
                         <pic:spPr>
                           <a:xfrm>
                             <a:off x="0" y="0"/>
-                            <a:ext cx="504000" cy="340541"/>
+                            <a:ext cx="504000" cy="216000"/>
                           </a:xfrm>
                           <a:prstGeom prst="rect"/>
                         </pic:spPr>
@@ -10694,7 +10694,7 @@
                 <w:b/>
                 <w:sz w:val="30"/>
               </w:rPr>
-              <w:t>GREATER PRAISE SCHOOL SYSTEM</w:t>
+              <w:t>Suahco4</w:t>
             </w:r>
           </w:p>
           <w:p>
@@ -10718,7 +10718,7 @@
                 <w:b w:val="0"/>
                 <w:sz w:val="12"/>
               </w:rPr>
-              <w:t>Phone: 0775508030/0771241726 | Email:</w:t>
+              <w:t>Phone: 0778662590 | Email:</w:t>
             </w:r>
           </w:p>
           <w:p>
@@ -10740,7 +10740,7 @@
                 <w:color w:val="B8121B"/>
                 <w:sz w:val="18"/>
               </w:rPr>
-              <w:t>Receipt No: GPSS-082</w:t>
+              <w:t>Receipt No: SUAHCO4-082</w:t>
             </w:r>
             <w:r>
               <w:rPr>
@@ -10910,7 +10910,7 @@
             <w:r>
               <w:drawing>
                 <wp:inline xmlns:a="http://schemas.openxmlformats.org/drawingml/2006/main" xmlns:pic="http://schemas.openxmlformats.org/drawingml/2006/picture">
-                  <wp:extent cx="504000" cy="340541"/>
+                  <wp:extent cx="504000" cy="216000"/>
                   <wp:docPr id="43" name="Picture 43"/>
                   <wp:cNvGraphicFramePr>
                     <a:graphicFrameLocks noChangeAspect="1"/>
@@ -10931,7 +10931,7 @@
                         <pic:spPr>
                           <a:xfrm>
                             <a:off x="0" y="0"/>
-                            <a:ext cx="504000" cy="340541"/>
+                            <a:ext cx="504000" cy="216000"/>
                           </a:xfrm>
                           <a:prstGeom prst="rect"/>
                         </pic:spPr>
@@ -10951,7 +10951,7 @@
                 <w:b/>
                 <w:sz w:val="30"/>
               </w:rPr>
-              <w:t>GREATER PRAISE SCHOOL SYSTEM</w:t>
+              <w:t>Suahco4</w:t>
             </w:r>
           </w:p>
           <w:p>
@@ -10975,7 +10975,7 @@
                 <w:b w:val="0"/>
                 <w:sz w:val="12"/>
               </w:rPr>
-              <w:t>Phone: 0775508030/0771241726 | Email:</w:t>
+              <w:t>Phone: 0778662590 | Email:</w:t>
             </w:r>
           </w:p>
           <w:p>
@@ -10997,7 +10997,7 @@
                 <w:color w:val="B8121B"/>
                 <w:sz w:val="18"/>
               </w:rPr>
-              <w:t>Receipt No: GPSS-081</w:t>
+              <w:t>Receipt No: SUAHCO4-081</w:t>
             </w:r>
             <w:r>
               <w:rPr>
@@ -11171,7 +11171,7 @@
             <w:r>
               <w:drawing>
                 <wp:inline xmlns:a="http://schemas.openxmlformats.org/drawingml/2006/main" xmlns:pic="http://schemas.openxmlformats.org/drawingml/2006/picture">
-                  <wp:extent cx="504000" cy="340541"/>
+                  <wp:extent cx="504000" cy="216000"/>
                   <wp:docPr id="44" name="Picture 44"/>
                   <wp:cNvGraphicFramePr>
                     <a:graphicFrameLocks noChangeAspect="1"/>
@@ -11192,7 +11192,7 @@
                         <pic:spPr>
                           <a:xfrm>
                             <a:off x="0" y="0"/>
-                            <a:ext cx="504000" cy="340541"/>
+                            <a:ext cx="504000" cy="216000"/>
                           </a:xfrm>
                           <a:prstGeom prst="rect"/>
                         </pic:spPr>
@@ -11212,7 +11212,7 @@
                 <w:b/>
                 <w:sz w:val="30"/>
               </w:rPr>
-              <w:t>GREATER PRAISE SCHOOL SYSTEM</w:t>
+              <w:t>Suahco4</w:t>
             </w:r>
           </w:p>
           <w:p>
@@ -11236,7 +11236,7 @@
                 <w:b w:val="0"/>
                 <w:sz w:val="12"/>
               </w:rPr>
-              <w:t>Phone: 0775508030/0771241726 | Email:</w:t>
+              <w:t>Phone: 0778662590 | Email:</w:t>
             </w:r>
           </w:p>
           <w:p>
@@ -11258,7 +11258,7 @@
                 <w:color w:val="B8121B"/>
                 <w:sz w:val="18"/>
               </w:rPr>
-              <w:t>Receipt No: GPSS-082</w:t>
+              <w:t>Receipt No: SUAHCO4-082</w:t>
             </w:r>
             <w:r>
               <w:rPr>
@@ -11428,7 +11428,7 @@
             <w:r>
               <w:drawing>
                 <wp:inline xmlns:a="http://schemas.openxmlformats.org/drawingml/2006/main" xmlns:pic="http://schemas.openxmlformats.org/drawingml/2006/picture">
-                  <wp:extent cx="504000" cy="340541"/>
+                  <wp:extent cx="504000" cy="216000"/>
                   <wp:docPr id="45" name="Picture 45"/>
                   <wp:cNvGraphicFramePr>
                     <a:graphicFrameLocks noChangeAspect="1"/>
@@ -11449,7 +11449,7 @@
                         <pic:spPr>
                           <a:xfrm>
                             <a:off x="0" y="0"/>
-                            <a:ext cx="504000" cy="340541"/>
+                            <a:ext cx="504000" cy="216000"/>
                           </a:xfrm>
                           <a:prstGeom prst="rect"/>
                         </pic:spPr>
@@ -11469,7 +11469,7 @@
                 <w:b/>
                 <w:sz w:val="30"/>
               </w:rPr>
-              <w:t>GREATER PRAISE SCHOOL SYSTEM</w:t>
+              <w:t>Suahco4</w:t>
             </w:r>
           </w:p>
           <w:p>
@@ -11493,7 +11493,7 @@
                 <w:b w:val="0"/>
                 <w:sz w:val="12"/>
               </w:rPr>
-              <w:t>Phone: 0775508030/0771241726 | Email:</w:t>
+              <w:t>Phone: 0778662590 | Email:</w:t>
             </w:r>
           </w:p>
           <w:p>
@@ -11515,7 +11515,7 @@
                 <w:color w:val="B8121B"/>
                 <w:sz w:val="18"/>
               </w:rPr>
-              <w:t>Receipt No: GPSS-083</w:t>
+              <w:t>Receipt No: SUAHCO4-083</w:t>
             </w:r>
             <w:r>
               <w:rPr>
@@ -11689,7 +11689,7 @@
             <w:r>
               <w:drawing>
                 <wp:inline xmlns:a="http://schemas.openxmlformats.org/drawingml/2006/main" xmlns:pic="http://schemas.openxmlformats.org/drawingml/2006/picture">
-                  <wp:extent cx="504000" cy="340541"/>
+                  <wp:extent cx="504000" cy="216000"/>
                   <wp:docPr id="46" name="Picture 46"/>
                   <wp:cNvGraphicFramePr>
                     <a:graphicFrameLocks noChangeAspect="1"/>
@@ -11710,7 +11710,7 @@
                         <pic:spPr>
                           <a:xfrm>
                             <a:off x="0" y="0"/>
-                            <a:ext cx="504000" cy="340541"/>
+                            <a:ext cx="504000" cy="216000"/>
                           </a:xfrm>
                           <a:prstGeom prst="rect"/>
                         </pic:spPr>
@@ -11730,7 +11730,7 @@
                 <w:b/>
                 <w:sz w:val="30"/>
               </w:rPr>
-              <w:t>GREATER PRAISE SCHOOL SYSTEM</w:t>
+              <w:t>Suahco4</w:t>
             </w:r>
           </w:p>
           <w:p>
@@ -11754,7 +11754,7 @@
                 <w:b w:val="0"/>
                 <w:sz w:val="12"/>
               </w:rPr>
-              <w:t>Phone: 0775508030/0771241726 | Email:</w:t>
+              <w:t>Phone: 0778662590 | Email:</w:t>
             </w:r>
           </w:p>
           <w:p>
@@ -11776,7 +11776,7 @@
                 <w:color w:val="B8121B"/>
                 <w:sz w:val="18"/>
               </w:rPr>
-              <w:t>Receipt No: GPSS-084</w:t>
+              <w:t>Receipt No: SUAHCO4-084</w:t>
             </w:r>
             <w:r>
               <w:rPr>
@@ -11946,7 +11946,7 @@
             <w:r>
               <w:drawing>
                 <wp:inline xmlns:a="http://schemas.openxmlformats.org/drawingml/2006/main" xmlns:pic="http://schemas.openxmlformats.org/drawingml/2006/picture">
-                  <wp:extent cx="504000" cy="340541"/>
+                  <wp:extent cx="504000" cy="216000"/>
                   <wp:docPr id="47" name="Picture 47"/>
                   <wp:cNvGraphicFramePr>
                     <a:graphicFrameLocks noChangeAspect="1"/>
@@ -11967,7 +11967,7 @@
                         <pic:spPr>
                           <a:xfrm>
                             <a:off x="0" y="0"/>
-                            <a:ext cx="504000" cy="340541"/>
+                            <a:ext cx="504000" cy="216000"/>
                           </a:xfrm>
                           <a:prstGeom prst="rect"/>
                         </pic:spPr>
@@ -11987,7 +11987,7 @@
                 <w:b/>
                 <w:sz w:val="30"/>
               </w:rPr>
-              <w:t>GREATER PRAISE SCHOOL SYSTEM</w:t>
+              <w:t>Suahco4</w:t>
             </w:r>
           </w:p>
           <w:p>
@@ -12011,7 +12011,7 @@
                 <w:b w:val="0"/>
                 <w:sz w:val="12"/>
               </w:rPr>
-              <w:t>Phone: 0775508030/0771241726 | Email:</w:t>
+              <w:t>Phone: 0778662590 | Email:</w:t>
             </w:r>
           </w:p>
           <w:p>
@@ -12033,7 +12033,7 @@
                 <w:color w:val="B8121B"/>
                 <w:sz w:val="18"/>
               </w:rPr>
-              <w:t>Receipt No: GPSS-083</w:t>
+              <w:t>Receipt No: SUAHCO4-083</w:t>
             </w:r>
             <w:r>
               <w:rPr>
@@ -12207,7 +12207,7 @@
             <w:r>
               <w:drawing>
                 <wp:inline xmlns:a="http://schemas.openxmlformats.org/drawingml/2006/main" xmlns:pic="http://schemas.openxmlformats.org/drawingml/2006/picture">
-                  <wp:extent cx="504000" cy="340541"/>
+                  <wp:extent cx="504000" cy="216000"/>
                   <wp:docPr id="48" name="Picture 48"/>
                   <wp:cNvGraphicFramePr>
                     <a:graphicFrameLocks noChangeAspect="1"/>
@@ -12228,7 +12228,7 @@
                         <pic:spPr>
                           <a:xfrm>
                             <a:off x="0" y="0"/>
-                            <a:ext cx="504000" cy="340541"/>
+                            <a:ext cx="504000" cy="216000"/>
                           </a:xfrm>
                           <a:prstGeom prst="rect"/>
                         </pic:spPr>
@@ -12248,7 +12248,7 @@
                 <w:b/>
                 <w:sz w:val="30"/>
               </w:rPr>
-              <w:t>GREATER PRAISE SCHOOL SYSTEM</w:t>
+              <w:t>Suahco4</w:t>
             </w:r>
           </w:p>
           <w:p>
@@ -12272,7 +12272,7 @@
                 <w:b w:val="0"/>
                 <w:sz w:val="12"/>
               </w:rPr>
-              <w:t>Phone: 0775508030/0771241726 | Email:</w:t>
+              <w:t>Phone: 0778662590 | Email:</w:t>
             </w:r>
           </w:p>
           <w:p>
@@ -12294,7 +12294,7 @@
                 <w:color w:val="B8121B"/>
                 <w:sz w:val="18"/>
               </w:rPr>
-              <w:t>Receipt No: GPSS-084</w:t>
+              <w:t>Receipt No: SUAHCO4-084</w:t>
             </w:r>
             <w:r>
               <w:rPr>
@@ -12464,7 +12464,7 @@
             <w:r>
               <w:drawing>
                 <wp:inline xmlns:a="http://schemas.openxmlformats.org/drawingml/2006/main" xmlns:pic="http://schemas.openxmlformats.org/drawingml/2006/picture">
-                  <wp:extent cx="504000" cy="340541"/>
+                  <wp:extent cx="504000" cy="216000"/>
                   <wp:docPr id="49" name="Picture 49"/>
                   <wp:cNvGraphicFramePr>
                     <a:graphicFrameLocks noChangeAspect="1"/>
@@ -12485,7 +12485,7 @@
                         <pic:spPr>
                           <a:xfrm>
                             <a:off x="0" y="0"/>
-                            <a:ext cx="504000" cy="340541"/>
+                            <a:ext cx="504000" cy="216000"/>
                           </a:xfrm>
                           <a:prstGeom prst="rect"/>
                         </pic:spPr>
@@ -12505,7 +12505,7 @@
                 <w:b/>
                 <w:sz w:val="30"/>
               </w:rPr>
-              <w:t>GREATER PRAISE SCHOOL SYSTEM</w:t>
+              <w:t>Suahco4</w:t>
             </w:r>
           </w:p>
           <w:p>
@@ -12529,7 +12529,7 @@
                 <w:b w:val="0"/>
                 <w:sz w:val="12"/>
               </w:rPr>
-              <w:t>Phone: 0775508030/0771241726 | Email:</w:t>
+              <w:t>Phone: 0778662590 | Email:</w:t>
             </w:r>
           </w:p>
           <w:p>
@@ -12551,7 +12551,7 @@
                 <w:color w:val="B8121B"/>
                 <w:sz w:val="18"/>
               </w:rPr>
-              <w:t>Receipt No: GPSS-085</w:t>
+              <w:t>Receipt No: SUAHCO4-085</w:t>
             </w:r>
             <w:r>
               <w:rPr>
@@ -12725,7 +12725,7 @@
             <w:r>
               <w:drawing>
                 <wp:inline xmlns:a="http://schemas.openxmlformats.org/drawingml/2006/main" xmlns:pic="http://schemas.openxmlformats.org/drawingml/2006/picture">
-                  <wp:extent cx="504000" cy="340541"/>
+                  <wp:extent cx="504000" cy="216000"/>
                   <wp:docPr id="50" name="Picture 50"/>
                   <wp:cNvGraphicFramePr>
                     <a:graphicFrameLocks noChangeAspect="1"/>
@@ -12746,7 +12746,7 @@
                         <pic:spPr>
                           <a:xfrm>
                             <a:off x="0" y="0"/>
-                            <a:ext cx="504000" cy="340541"/>
+                            <a:ext cx="504000" cy="216000"/>
                           </a:xfrm>
                           <a:prstGeom prst="rect"/>
                         </pic:spPr>
@@ -12766,7 +12766,7 @@
                 <w:b/>
                 <w:sz w:val="30"/>
               </w:rPr>
-              <w:t>GREATER PRAISE SCHOOL SYSTEM</w:t>
+              <w:t>Suahco4</w:t>
             </w:r>
           </w:p>
           <w:p>
@@ -12790,7 +12790,7 @@
                 <w:b w:val="0"/>
                 <w:sz w:val="12"/>
               </w:rPr>
-              <w:t>Phone: 0775508030/0771241726 | Email:</w:t>
+              <w:t>Phone: 0778662590 | Email:</w:t>
             </w:r>
           </w:p>
           <w:p>
@@ -12812,7 +12812,7 @@
                 <w:color w:val="B8121B"/>
                 <w:sz w:val="18"/>
               </w:rPr>
-              <w:t>Receipt No: GPSS-086</w:t>
+              <w:t>Receipt No: SUAHCO4-086</w:t>
             </w:r>
             <w:r>
               <w:rPr>
@@ -12982,7 +12982,7 @@
             <w:r>
               <w:drawing>
                 <wp:inline xmlns:a="http://schemas.openxmlformats.org/drawingml/2006/main" xmlns:pic="http://schemas.openxmlformats.org/drawingml/2006/picture">
-                  <wp:extent cx="504000" cy="340541"/>
+                  <wp:extent cx="504000" cy="216000"/>
                   <wp:docPr id="51" name="Picture 51"/>
                   <wp:cNvGraphicFramePr>
                     <a:graphicFrameLocks noChangeAspect="1"/>
@@ -13003,7 +13003,7 @@
                         <pic:spPr>
                           <a:xfrm>
                             <a:off x="0" y="0"/>
-                            <a:ext cx="504000" cy="340541"/>
+                            <a:ext cx="504000" cy="216000"/>
                           </a:xfrm>
                           <a:prstGeom prst="rect"/>
                         </pic:spPr>
@@ -13023,7 +13023,7 @@
                 <w:b/>
                 <w:sz w:val="30"/>
               </w:rPr>
-              <w:t>GREATER PRAISE SCHOOL SYSTEM</w:t>
+              <w:t>Suahco4</w:t>
             </w:r>
           </w:p>
           <w:p>
@@ -13047,7 +13047,7 @@
                 <w:b w:val="0"/>
                 <w:sz w:val="12"/>
               </w:rPr>
-              <w:t>Phone: 0775508030/0771241726 | Email:</w:t>
+              <w:t>Phone: 0778662590 | Email:</w:t>
             </w:r>
           </w:p>
           <w:p>
@@ -13069,7 +13069,7 @@
                 <w:color w:val="B8121B"/>
                 <w:sz w:val="18"/>
               </w:rPr>
-              <w:t>Receipt No: GPSS-085</w:t>
+              <w:t>Receipt No: SUAHCO4-085</w:t>
             </w:r>
             <w:r>
               <w:rPr>
@@ -13243,7 +13243,7 @@
             <w:r>
               <w:drawing>
                 <wp:inline xmlns:a="http://schemas.openxmlformats.org/drawingml/2006/main" xmlns:pic="http://schemas.openxmlformats.org/drawingml/2006/picture">
-                  <wp:extent cx="504000" cy="340541"/>
+                  <wp:extent cx="504000" cy="216000"/>
                   <wp:docPr id="52" name="Picture 52"/>
                   <wp:cNvGraphicFramePr>
                     <a:graphicFrameLocks noChangeAspect="1"/>
@@ -13264,7 +13264,7 @@
                         <pic:spPr>
                           <a:xfrm>
                             <a:off x="0" y="0"/>
-                            <a:ext cx="504000" cy="340541"/>
+                            <a:ext cx="504000" cy="216000"/>
                           </a:xfrm>
                           <a:prstGeom prst="rect"/>
                         </pic:spPr>
@@ -13284,7 +13284,7 @@
                 <w:b/>
                 <w:sz w:val="30"/>
               </w:rPr>
-              <w:t>GREATER PRAISE SCHOOL SYSTEM</w:t>
+              <w:t>Suahco4</w:t>
             </w:r>
           </w:p>
           <w:p>
@@ -13308,7 +13308,7 @@
                 <w:b w:val="0"/>
                 <w:sz w:val="12"/>
               </w:rPr>
-              <w:t>Phone: 0775508030/0771241726 | Email:</w:t>
+              <w:t>Phone: 0778662590 | Email:</w:t>
             </w:r>
           </w:p>
           <w:p>
@@ -13330,7 +13330,7 @@
                 <w:color w:val="B8121B"/>
                 <w:sz w:val="18"/>
               </w:rPr>
-              <w:t>Receipt No: GPSS-086</w:t>
+              <w:t>Receipt No: SUAHCO4-086</w:t>
             </w:r>
             <w:r>
               <w:rPr>
@@ -13500,7 +13500,7 @@
             <w:r>
               <w:drawing>
                 <wp:inline xmlns:a="http://schemas.openxmlformats.org/drawingml/2006/main" xmlns:pic="http://schemas.openxmlformats.org/drawingml/2006/picture">
-                  <wp:extent cx="504000" cy="340541"/>
+                  <wp:extent cx="504000" cy="216000"/>
                   <wp:docPr id="53" name="Picture 53"/>
                   <wp:cNvGraphicFramePr>
                     <a:graphicFrameLocks noChangeAspect="1"/>
@@ -13521,7 +13521,7 @@
                         <pic:spPr>
                           <a:xfrm>
                             <a:off x="0" y="0"/>
-                            <a:ext cx="504000" cy="340541"/>
+                            <a:ext cx="504000" cy="216000"/>
                           </a:xfrm>
                           <a:prstGeom prst="rect"/>
                         </pic:spPr>
@@ -13541,7 +13541,7 @@
                 <w:b/>
                 <w:sz w:val="30"/>
               </w:rPr>
-              <w:t>GREATER PRAISE SCHOOL SYSTEM</w:t>
+              <w:t>Suahco4</w:t>
             </w:r>
           </w:p>
           <w:p>
@@ -13565,7 +13565,7 @@
                 <w:b w:val="0"/>
                 <w:sz w:val="12"/>
               </w:rPr>
-              <w:t>Phone: 0775508030/0771241726 | Email:</w:t>
+              <w:t>Phone: 0778662590 | Email:</w:t>
             </w:r>
           </w:p>
           <w:p>
@@ -13587,7 +13587,7 @@
                 <w:color w:val="B8121B"/>
                 <w:sz w:val="18"/>
               </w:rPr>
-              <w:t>Receipt No: GPSS-087</w:t>
+              <w:t>Receipt No: SUAHCO4-087</w:t>
             </w:r>
             <w:r>
               <w:rPr>
@@ -13761,7 +13761,7 @@
             <w:r>
               <w:drawing>
                 <wp:inline xmlns:a="http://schemas.openxmlformats.org/drawingml/2006/main" xmlns:pic="http://schemas.openxmlformats.org/drawingml/2006/picture">
-                  <wp:extent cx="504000" cy="340541"/>
+                  <wp:extent cx="504000" cy="216000"/>
                   <wp:docPr id="54" name="Picture 54"/>
                   <wp:cNvGraphicFramePr>
                     <a:graphicFrameLocks noChangeAspect="1"/>
@@ -13782,7 +13782,7 @@
                         <pic:spPr>
                           <a:xfrm>
                             <a:off x="0" y="0"/>
-                            <a:ext cx="504000" cy="340541"/>
+                            <a:ext cx="504000" cy="216000"/>
                           </a:xfrm>
                           <a:prstGeom prst="rect"/>
                         </pic:spPr>
@@ -13802,7 +13802,7 @@
                 <w:b/>
                 <w:sz w:val="30"/>
               </w:rPr>
-              <w:t>GREATER PRAISE SCHOOL SYSTEM</w:t>
+              <w:t>Suahco4</w:t>
             </w:r>
           </w:p>
           <w:p>
@@ -13826,7 +13826,7 @@
                 <w:b w:val="0"/>
                 <w:sz w:val="12"/>
               </w:rPr>
-              <w:t>Phone: 0775508030/0771241726 | Email:</w:t>
+              <w:t>Phone: 0778662590 | Email:</w:t>
             </w:r>
           </w:p>
           <w:p>
@@ -13848,7 +13848,7 @@
                 <w:color w:val="B8121B"/>
                 <w:sz w:val="18"/>
               </w:rPr>
-              <w:t>Receipt No: GPSS-088</w:t>
+              <w:t>Receipt No: SUAHCO4-088</w:t>
             </w:r>
             <w:r>
               <w:rPr>
@@ -14018,7 +14018,7 @@
             <w:r>
               <w:drawing>
                 <wp:inline xmlns:a="http://schemas.openxmlformats.org/drawingml/2006/main" xmlns:pic="http://schemas.openxmlformats.org/drawingml/2006/picture">
-                  <wp:extent cx="504000" cy="340541"/>
+                  <wp:extent cx="504000" cy="216000"/>
                   <wp:docPr id="55" name="Picture 55"/>
                   <wp:cNvGraphicFramePr>
                     <a:graphicFrameLocks noChangeAspect="1"/>
@@ -14039,7 +14039,7 @@
                         <pic:spPr>
                           <a:xfrm>
                             <a:off x="0" y="0"/>
-                            <a:ext cx="504000" cy="340541"/>
+                            <a:ext cx="504000" cy="216000"/>
                           </a:xfrm>
                           <a:prstGeom prst="rect"/>
                         </pic:spPr>
@@ -14059,7 +14059,7 @@
                 <w:b/>
                 <w:sz w:val="30"/>
               </w:rPr>
-              <w:t>GREATER PRAISE SCHOOL SYSTEM</w:t>
+              <w:t>Suahco4</w:t>
             </w:r>
           </w:p>
           <w:p>
@@ -14083,7 +14083,7 @@
                 <w:b w:val="0"/>
                 <w:sz w:val="12"/>
               </w:rPr>
-              <w:t>Phone: 0775508030/0771241726 | Email:</w:t>
+              <w:t>Phone: 0778662590 | Email:</w:t>
             </w:r>
           </w:p>
           <w:p>
@@ -14105,7 +14105,7 @@
                 <w:color w:val="B8121B"/>
                 <w:sz w:val="18"/>
               </w:rPr>
-              <w:t>Receipt No: GPSS-087</w:t>
+              <w:t>Receipt No: SUAHCO4-087</w:t>
             </w:r>
             <w:r>
               <w:rPr>
@@ -14279,7 +14279,7 @@
             <w:r>
               <w:drawing>
                 <wp:inline xmlns:a="http://schemas.openxmlformats.org/drawingml/2006/main" xmlns:pic="http://schemas.openxmlformats.org/drawingml/2006/picture">
-                  <wp:extent cx="504000" cy="340541"/>
+                  <wp:extent cx="504000" cy="216000"/>
                   <wp:docPr id="56" name="Picture 56"/>
                   <wp:cNvGraphicFramePr>
                     <a:graphicFrameLocks noChangeAspect="1"/>
@@ -14300,7 +14300,7 @@
                         <pic:spPr>
                           <a:xfrm>
                             <a:off x="0" y="0"/>
-                            <a:ext cx="504000" cy="340541"/>
+                            <a:ext cx="504000" cy="216000"/>
                           </a:xfrm>
                           <a:prstGeom prst="rect"/>
                         </pic:spPr>
@@ -14320,7 +14320,7 @@
                 <w:b/>
                 <w:sz w:val="30"/>
               </w:rPr>
-              <w:t>GREATER PRAISE SCHOOL SYSTEM</w:t>
+              <w:t>Suahco4</w:t>
             </w:r>
           </w:p>
           <w:p>
@@ -14344,7 +14344,7 @@
                 <w:b w:val="0"/>
                 <w:sz w:val="12"/>
               </w:rPr>
-              <w:t>Phone: 0775508030/0771241726 | Email:</w:t>
+              <w:t>Phone: 0778662590 | Email:</w:t>
             </w:r>
           </w:p>
           <w:p>
@@ -14366,7 +14366,7 @@
                 <w:color w:val="B8121B"/>
                 <w:sz w:val="18"/>
               </w:rPr>
-              <w:t>Receipt No: GPSS-088</w:t>
+              <w:t>Receipt No: SUAHCO4-088</w:t>
             </w:r>
             <w:r>
               <w:rPr>
@@ -14536,7 +14536,7 @@
             <w:r>
               <w:drawing>
                 <wp:inline xmlns:a="http://schemas.openxmlformats.org/drawingml/2006/main" xmlns:pic="http://schemas.openxmlformats.org/drawingml/2006/picture">
-                  <wp:extent cx="504000" cy="340541"/>
+                  <wp:extent cx="504000" cy="216000"/>
                   <wp:docPr id="57" name="Picture 57"/>
                   <wp:cNvGraphicFramePr>
                     <a:graphicFrameLocks noChangeAspect="1"/>
@@ -14557,7 +14557,7 @@
                         <pic:spPr>
                           <a:xfrm>
                             <a:off x="0" y="0"/>
-                            <a:ext cx="504000" cy="340541"/>
+                            <a:ext cx="504000" cy="216000"/>
                           </a:xfrm>
                           <a:prstGeom prst="rect"/>
                         </pic:spPr>
@@ -14577,7 +14577,7 @@
                 <w:b/>
                 <w:sz w:val="30"/>
               </w:rPr>
-              <w:t>GREATER PRAISE SCHOOL SYSTEM</w:t>
+              <w:t>Suahco4</w:t>
             </w:r>
           </w:p>
           <w:p>
@@ -14601,7 +14601,7 @@
                 <w:b w:val="0"/>
                 <w:sz w:val="12"/>
               </w:rPr>
-              <w:t>Phone: 0775508030/0771241726 | Email:</w:t>
+              <w:t>Phone: 0778662590 | Email:</w:t>
             </w:r>
           </w:p>
           <w:p>
@@ -14623,7 +14623,7 @@
                 <w:color w:val="B8121B"/>
                 <w:sz w:val="18"/>
               </w:rPr>
-              <w:t>Receipt No: GPSS-089</w:t>
+              <w:t>Receipt No: SUAHCO4-089</w:t>
             </w:r>
             <w:r>
               <w:rPr>
@@ -14797,7 +14797,7 @@
             <w:r>
               <w:drawing>
                 <wp:inline xmlns:a="http://schemas.openxmlformats.org/drawingml/2006/main" xmlns:pic="http://schemas.openxmlformats.org/drawingml/2006/picture">
-                  <wp:extent cx="504000" cy="340541"/>
+                  <wp:extent cx="504000" cy="216000"/>
                   <wp:docPr id="58" name="Picture 58"/>
                   <wp:cNvGraphicFramePr>
                     <a:graphicFrameLocks noChangeAspect="1"/>
@@ -14818,7 +14818,7 @@
                         <pic:spPr>
                           <a:xfrm>
                             <a:off x="0" y="0"/>
-                            <a:ext cx="504000" cy="340541"/>
+                            <a:ext cx="504000" cy="216000"/>
                           </a:xfrm>
                           <a:prstGeom prst="rect"/>
                         </pic:spPr>
@@ -14838,7 +14838,7 @@
                 <w:b/>
                 <w:sz w:val="30"/>
               </w:rPr>
-              <w:t>GREATER PRAISE SCHOOL SYSTEM</w:t>
+              <w:t>Suahco4</w:t>
             </w:r>
           </w:p>
           <w:p>
@@ -14862,7 +14862,7 @@
                 <w:b w:val="0"/>
                 <w:sz w:val="12"/>
               </w:rPr>
-              <w:t>Phone: 0775508030/0771241726 | Email:</w:t>
+              <w:t>Phone: 0778662590 | Email:</w:t>
             </w:r>
           </w:p>
           <w:p>
@@ -14884,7 +14884,7 @@
                 <w:color w:val="B8121B"/>
                 <w:sz w:val="18"/>
               </w:rPr>
-              <w:t>Receipt No: GPSS-090</w:t>
+              <w:t>Receipt No: SUAHCO4-090</w:t>
             </w:r>
             <w:r>
               <w:rPr>
@@ -15054,7 +15054,7 @@
             <w:r>
               <w:drawing>
                 <wp:inline xmlns:a="http://schemas.openxmlformats.org/drawingml/2006/main" xmlns:pic="http://schemas.openxmlformats.org/drawingml/2006/picture">
-                  <wp:extent cx="504000" cy="340541"/>
+                  <wp:extent cx="504000" cy="216000"/>
                   <wp:docPr id="59" name="Picture 59"/>
                   <wp:cNvGraphicFramePr>
                     <a:graphicFrameLocks noChangeAspect="1"/>
@@ -15075,7 +15075,7 @@
                         <pic:spPr>
                           <a:xfrm>
                             <a:off x="0" y="0"/>
-                            <a:ext cx="504000" cy="340541"/>
+                            <a:ext cx="504000" cy="216000"/>
                           </a:xfrm>
                           <a:prstGeom prst="rect"/>
                         </pic:spPr>
@@ -15095,7 +15095,7 @@
                 <w:b/>
                 <w:sz w:val="30"/>
               </w:rPr>
-              <w:t>GREATER PRAISE SCHOOL SYSTEM</w:t>
+              <w:t>Suahco4</w:t>
             </w:r>
           </w:p>
           <w:p>
@@ -15119,7 +15119,7 @@
                 <w:b w:val="0"/>
                 <w:sz w:val="12"/>
               </w:rPr>
-              <w:t>Phone: 0775508030/0771241726 | Email:</w:t>
+              <w:t>Phone: 0778662590 | Email:</w:t>
             </w:r>
           </w:p>
           <w:p>
@@ -15141,7 +15141,7 @@
                 <w:color w:val="B8121B"/>
                 <w:sz w:val="18"/>
               </w:rPr>
-              <w:t>Receipt No: GPSS-089</w:t>
+              <w:t>Receipt No: SUAHCO4-089</w:t>
             </w:r>
             <w:r>
               <w:rPr>
@@ -15315,7 +15315,7 @@
             <w:r>
               <w:drawing>
                 <wp:inline xmlns:a="http://schemas.openxmlformats.org/drawingml/2006/main" xmlns:pic="http://schemas.openxmlformats.org/drawingml/2006/picture">
-                  <wp:extent cx="504000" cy="340541"/>
+                  <wp:extent cx="504000" cy="216000"/>
                   <wp:docPr id="60" name="Picture 60"/>
                   <wp:cNvGraphicFramePr>
                     <a:graphicFrameLocks noChangeAspect="1"/>
@@ -15336,7 +15336,7 @@
                         <pic:spPr>
                           <a:xfrm>
                             <a:off x="0" y="0"/>
-                            <a:ext cx="504000" cy="340541"/>
+                            <a:ext cx="504000" cy="216000"/>
                           </a:xfrm>
                           <a:prstGeom prst="rect"/>
                         </pic:spPr>
@@ -15356,7 +15356,7 @@
                 <w:b/>
                 <w:sz w:val="30"/>
               </w:rPr>
-              <w:t>GREATER PRAISE SCHOOL SYSTEM</w:t>
+              <w:t>Suahco4</w:t>
             </w:r>
           </w:p>
           <w:p>
@@ -15380,7 +15380,7 @@
                 <w:b w:val="0"/>
                 <w:sz w:val="12"/>
               </w:rPr>
-              <w:t>Phone: 0775508030/0771241726 | Email:</w:t>
+              <w:t>Phone: 0778662590 | Email:</w:t>
             </w:r>
           </w:p>
           <w:p>
@@ -15402,7 +15402,7 @@
                 <w:color w:val="B8121B"/>
                 <w:sz w:val="18"/>
               </w:rPr>
-              <w:t>Receipt No: GPSS-090</w:t>
+              <w:t>Receipt No: SUAHCO4-090</w:t>
             </w:r>
             <w:r>
               <w:rPr>
@@ -15572,7 +15572,7 @@
             <w:r>
               <w:drawing>
                 <wp:inline xmlns:a="http://schemas.openxmlformats.org/drawingml/2006/main" xmlns:pic="http://schemas.openxmlformats.org/drawingml/2006/picture">
-                  <wp:extent cx="504000" cy="340541"/>
+                  <wp:extent cx="504000" cy="216000"/>
                   <wp:docPr id="61" name="Picture 61"/>
                   <wp:cNvGraphicFramePr>
                     <a:graphicFrameLocks noChangeAspect="1"/>
@@ -15593,7 +15593,7 @@
                         <pic:spPr>
                           <a:xfrm>
                             <a:off x="0" y="0"/>
-                            <a:ext cx="504000" cy="340541"/>
+                            <a:ext cx="504000" cy="216000"/>
                           </a:xfrm>
                           <a:prstGeom prst="rect"/>
                         </pic:spPr>
@@ -15613,7 +15613,7 @@
                 <w:b/>
                 <w:sz w:val="30"/>
               </w:rPr>
-              <w:t>GREATER PRAISE SCHOOL SYSTEM</w:t>
+              <w:t>Suahco4</w:t>
             </w:r>
           </w:p>
           <w:p>
@@ -15637,7 +15637,7 @@
                 <w:b w:val="0"/>
                 <w:sz w:val="12"/>
               </w:rPr>
-              <w:t>Phone: 0775508030/0771241726 | Email:</w:t>
+              <w:t>Phone: 0778662590 | Email:</w:t>
             </w:r>
           </w:p>
           <w:p>
@@ -15659,7 +15659,7 @@
                 <w:color w:val="B8121B"/>
                 <w:sz w:val="18"/>
               </w:rPr>
-              <w:t>Receipt No: GPSS-091</w:t>
+              <w:t>Receipt No: SUAHCO4-091</w:t>
             </w:r>
             <w:r>
               <w:rPr>
@@ -15833,7 +15833,7 @@
             <w:r>
               <w:drawing>
                 <wp:inline xmlns:a="http://schemas.openxmlformats.org/drawingml/2006/main" xmlns:pic="http://schemas.openxmlformats.org/drawingml/2006/picture">
-                  <wp:extent cx="504000" cy="340541"/>
+                  <wp:extent cx="504000" cy="216000"/>
                   <wp:docPr id="62" name="Picture 62"/>
                   <wp:cNvGraphicFramePr>
                     <a:graphicFrameLocks noChangeAspect="1"/>
@@ -15854,7 +15854,7 @@
                         <pic:spPr>
                           <a:xfrm>
                             <a:off x="0" y="0"/>
-                            <a:ext cx="504000" cy="340541"/>
+                            <a:ext cx="504000" cy="216000"/>
                           </a:xfrm>
                           <a:prstGeom prst="rect"/>
                         </pic:spPr>
@@ -15874,7 +15874,7 @@
                 <w:b/>
                 <w:sz w:val="30"/>
               </w:rPr>
-              <w:t>GREATER PRAISE SCHOOL SYSTEM</w:t>
+              <w:t>Suahco4</w:t>
             </w:r>
           </w:p>
           <w:p>
@@ -15898,7 +15898,7 @@
                 <w:b w:val="0"/>
                 <w:sz w:val="12"/>
               </w:rPr>
-              <w:t>Phone: 0775508030/0771241726 | Email:</w:t>
+              <w:t>Phone: 0778662590 | Email:</w:t>
             </w:r>
           </w:p>
           <w:p>
@@ -15920,7 +15920,7 @@
                 <w:color w:val="B8121B"/>
                 <w:sz w:val="18"/>
               </w:rPr>
-              <w:t>Receipt No: GPSS-092</w:t>
+              <w:t>Receipt No: SUAHCO4-092</w:t>
             </w:r>
             <w:r>
               <w:rPr>
@@ -16090,7 +16090,7 @@
             <w:r>
               <w:drawing>
                 <wp:inline xmlns:a="http://schemas.openxmlformats.org/drawingml/2006/main" xmlns:pic="http://schemas.openxmlformats.org/drawingml/2006/picture">
-                  <wp:extent cx="504000" cy="340541"/>
+                  <wp:extent cx="504000" cy="216000"/>
                   <wp:docPr id="63" name="Picture 63"/>
                   <wp:cNvGraphicFramePr>
                     <a:graphicFrameLocks noChangeAspect="1"/>
@@ -16111,7 +16111,7 @@
                         <pic:spPr>
                           <a:xfrm>
                             <a:off x="0" y="0"/>
-                            <a:ext cx="504000" cy="340541"/>
+                            <a:ext cx="504000" cy="216000"/>
                           </a:xfrm>
                           <a:prstGeom prst="rect"/>
                         </pic:spPr>
@@ -16131,7 +16131,7 @@
                 <w:b/>
                 <w:sz w:val="30"/>
               </w:rPr>
-              <w:t>GREATER PRAISE SCHOOL SYSTEM</w:t>
+              <w:t>Suahco4</w:t>
             </w:r>
           </w:p>
           <w:p>
@@ -16155,7 +16155,7 @@
                 <w:b w:val="0"/>
                 <w:sz w:val="12"/>
               </w:rPr>
-              <w:t>Phone: 0775508030/0771241726 | Email:</w:t>
+              <w:t>Phone: 0778662590 | Email:</w:t>
             </w:r>
           </w:p>
           <w:p>
@@ -16177,7 +16177,7 @@
                 <w:color w:val="B8121B"/>
                 <w:sz w:val="18"/>
               </w:rPr>
-              <w:t>Receipt No: GPSS-091</w:t>
+              <w:t>Receipt No: SUAHCO4-091</w:t>
             </w:r>
             <w:r>
               <w:rPr>
@@ -16351,7 +16351,7 @@
             <w:r>
               <w:drawing>
                 <wp:inline xmlns:a="http://schemas.openxmlformats.org/drawingml/2006/main" xmlns:pic="http://schemas.openxmlformats.org/drawingml/2006/picture">
-                  <wp:extent cx="504000" cy="340541"/>
+                  <wp:extent cx="504000" cy="216000"/>
                   <wp:docPr id="64" name="Picture 64"/>
                   <wp:cNvGraphicFramePr>
                     <a:graphicFrameLocks noChangeAspect="1"/>
@@ -16372,7 +16372,7 @@
                         <pic:spPr>
                           <a:xfrm>
                             <a:off x="0" y="0"/>
-                            <a:ext cx="504000" cy="340541"/>
+                            <a:ext cx="504000" cy="216000"/>
                           </a:xfrm>
                           <a:prstGeom prst="rect"/>
                         </pic:spPr>
@@ -16392,7 +16392,7 @@
                 <w:b/>
                 <w:sz w:val="30"/>
               </w:rPr>
-              <w:t>GREATER PRAISE SCHOOL SYSTEM</w:t>
+              <w:t>Suahco4</w:t>
             </w:r>
           </w:p>
           <w:p>
@@ -16416,7 +16416,7 @@
                 <w:b w:val="0"/>
                 <w:sz w:val="12"/>
               </w:rPr>
-              <w:t>Phone: 0775508030/0771241726 | Email:</w:t>
+              <w:t>Phone: 0778662590 | Email:</w:t>
             </w:r>
           </w:p>
           <w:p>
@@ -16438,7 +16438,7 @@
                 <w:color w:val="B8121B"/>
                 <w:sz w:val="18"/>
               </w:rPr>
-              <w:t>Receipt No: GPSS-092</w:t>
+              <w:t>Receipt No: SUAHCO4-092</w:t>
             </w:r>
             <w:r>
               <w:rPr>
@@ -16608,7 +16608,7 @@
             <w:r>
               <w:drawing>
                 <wp:inline xmlns:a="http://schemas.openxmlformats.org/drawingml/2006/main" xmlns:pic="http://schemas.openxmlformats.org/drawingml/2006/picture">
-                  <wp:extent cx="504000" cy="340541"/>
+                  <wp:extent cx="504000" cy="216000"/>
                   <wp:docPr id="65" name="Picture 65"/>
                   <wp:cNvGraphicFramePr>
                     <a:graphicFrameLocks noChangeAspect="1"/>
@@ -16629,7 +16629,7 @@
                         <pic:spPr>
                           <a:xfrm>
                             <a:off x="0" y="0"/>
-                            <a:ext cx="504000" cy="340541"/>
+                            <a:ext cx="504000" cy="216000"/>
                           </a:xfrm>
                           <a:prstGeom prst="rect"/>
                         </pic:spPr>
@@ -16649,7 +16649,7 @@
                 <w:b/>
                 <w:sz w:val="30"/>
               </w:rPr>
-              <w:t>GREATER PRAISE SCHOOL SYSTEM</w:t>
+              <w:t>Suahco4</w:t>
             </w:r>
           </w:p>
           <w:p>
@@ -16673,7 +16673,7 @@
                 <w:b w:val="0"/>
                 <w:sz w:val="12"/>
               </w:rPr>
-              <w:t>Phone: 0775508030/0771241726 | Email:</w:t>
+              <w:t>Phone: 0778662590 | Email:</w:t>
             </w:r>
           </w:p>
           <w:p>
@@ -16695,7 +16695,7 @@
                 <w:color w:val="B8121B"/>
                 <w:sz w:val="18"/>
               </w:rPr>
-              <w:t>Receipt No: GPSS-093</w:t>
+              <w:t>Receipt No: SUAHCO4-093</w:t>
             </w:r>
             <w:r>
               <w:rPr>
@@ -16869,7 +16869,7 @@
             <w:r>
               <w:drawing>
                 <wp:inline xmlns:a="http://schemas.openxmlformats.org/drawingml/2006/main" xmlns:pic="http://schemas.openxmlformats.org/drawingml/2006/picture">
-                  <wp:extent cx="504000" cy="340541"/>
+                  <wp:extent cx="504000" cy="216000"/>
                   <wp:docPr id="66" name="Picture 66"/>
                   <wp:cNvGraphicFramePr>
                     <a:graphicFrameLocks noChangeAspect="1"/>
@@ -16890,7 +16890,7 @@
                         <pic:spPr>
                           <a:xfrm>
                             <a:off x="0" y="0"/>
-                            <a:ext cx="504000" cy="340541"/>
+                            <a:ext cx="504000" cy="216000"/>
                           </a:xfrm>
                           <a:prstGeom prst="rect"/>
                         </pic:spPr>
@@ -16910,7 +16910,7 @@
                 <w:b/>
                 <w:sz w:val="30"/>
               </w:rPr>
-              <w:t>GREATER PRAISE SCHOOL SYSTEM</w:t>
+              <w:t>Suahco4</w:t>
             </w:r>
           </w:p>
           <w:p>
@@ -16934,7 +16934,7 @@
                 <w:b w:val="0"/>
                 <w:sz w:val="12"/>
               </w:rPr>
-              <w:t>Phone: 0775508030/0771241726 | Email:</w:t>
+              <w:t>Phone: 0778662590 | Email:</w:t>
             </w:r>
           </w:p>
           <w:p>
@@ -16956,7 +16956,7 @@
                 <w:color w:val="B8121B"/>
                 <w:sz w:val="18"/>
               </w:rPr>
-              <w:t>Receipt No: GPSS-094</w:t>
+              <w:t>Receipt No: SUAHCO4-094</w:t>
             </w:r>
             <w:r>
               <w:rPr>
@@ -17126,7 +17126,7 @@
             <w:r>
               <w:drawing>
                 <wp:inline xmlns:a="http://schemas.openxmlformats.org/drawingml/2006/main" xmlns:pic="http://schemas.openxmlformats.org/drawingml/2006/picture">
-                  <wp:extent cx="504000" cy="340541"/>
+                  <wp:extent cx="504000" cy="216000"/>
                   <wp:docPr id="67" name="Picture 67"/>
                   <wp:cNvGraphicFramePr>
                     <a:graphicFrameLocks noChangeAspect="1"/>
@@ -17147,7 +17147,7 @@
                         <pic:spPr>
                           <a:xfrm>
                             <a:off x="0" y="0"/>
-                            <a:ext cx="504000" cy="340541"/>
+                            <a:ext cx="504000" cy="216000"/>
                           </a:xfrm>
                           <a:prstGeom prst="rect"/>
                         </pic:spPr>
@@ -17167,7 +17167,7 @@
                 <w:b/>
                 <w:sz w:val="30"/>
               </w:rPr>
-              <w:t>GREATER PRAISE SCHOOL SYSTEM</w:t>
+              <w:t>Suahco4</w:t>
             </w:r>
           </w:p>
           <w:p>
@@ -17191,7 +17191,7 @@
                 <w:b w:val="0"/>
                 <w:sz w:val="12"/>
               </w:rPr>
-              <w:t>Phone: 0775508030/0771241726 | Email:</w:t>
+              <w:t>Phone: 0778662590 | Email:</w:t>
             </w:r>
           </w:p>
           <w:p>
@@ -17213,7 +17213,7 @@
                 <w:color w:val="B8121B"/>
                 <w:sz w:val="18"/>
               </w:rPr>
-              <w:t>Receipt No: GPSS-093</w:t>
+              <w:t>Receipt No: SUAHCO4-093</w:t>
             </w:r>
             <w:r>
               <w:rPr>
@@ -17387,7 +17387,7 @@
             <w:r>
               <w:drawing>
                 <wp:inline xmlns:a="http://schemas.openxmlformats.org/drawingml/2006/main" xmlns:pic="http://schemas.openxmlformats.org/drawingml/2006/picture">
-                  <wp:extent cx="504000" cy="340541"/>
+                  <wp:extent cx="504000" cy="216000"/>
                   <wp:docPr id="68" name="Picture 68"/>
                   <wp:cNvGraphicFramePr>
                     <a:graphicFrameLocks noChangeAspect="1"/>
@@ -17408,7 +17408,7 @@
                         <pic:spPr>
                           <a:xfrm>
                             <a:off x="0" y="0"/>
-                            <a:ext cx="504000" cy="340541"/>
+                            <a:ext cx="504000" cy="216000"/>
                           </a:xfrm>
                           <a:prstGeom prst="rect"/>
                         </pic:spPr>
@@ -17428,7 +17428,7 @@
                 <w:b/>
                 <w:sz w:val="30"/>
               </w:rPr>
-              <w:t>GREATER PRAISE SCHOOL SYSTEM</w:t>
+              <w:t>Suahco4</w:t>
             </w:r>
           </w:p>
           <w:p>
@@ -17452,7 +17452,7 @@
                 <w:b w:val="0"/>
                 <w:sz w:val="12"/>
               </w:rPr>
-              <w:t>Phone: 0775508030/0771241726 | Email:</w:t>
+              <w:t>Phone: 0778662590 | Email:</w:t>
             </w:r>
           </w:p>
           <w:p>
@@ -17474,7 +17474,7 @@
                 <w:color w:val="B8121B"/>
                 <w:sz w:val="18"/>
               </w:rPr>
-              <w:t>Receipt No: GPSS-094</w:t>
+              <w:t>Receipt No: SUAHCO4-094</w:t>
             </w:r>
             <w:r>
               <w:rPr>
@@ -17644,7 +17644,7 @@
             <w:r>
               <w:drawing>
                 <wp:inline xmlns:a="http://schemas.openxmlformats.org/drawingml/2006/main" xmlns:pic="http://schemas.openxmlformats.org/drawingml/2006/picture">
-                  <wp:extent cx="504000" cy="340541"/>
+                  <wp:extent cx="504000" cy="216000"/>
                   <wp:docPr id="69" name="Picture 69"/>
                   <wp:cNvGraphicFramePr>
                     <a:graphicFrameLocks noChangeAspect="1"/>
@@ -17665,7 +17665,7 @@
                         <pic:spPr>
                           <a:xfrm>
                             <a:off x="0" y="0"/>
-                            <a:ext cx="504000" cy="340541"/>
+                            <a:ext cx="504000" cy="216000"/>
                           </a:xfrm>
                           <a:prstGeom prst="rect"/>
                         </pic:spPr>
@@ -17685,7 +17685,7 @@
                 <w:b/>
                 <w:sz w:val="30"/>
               </w:rPr>
-              <w:t>GREATER PRAISE SCHOOL SYSTEM</w:t>
+              <w:t>Suahco4</w:t>
             </w:r>
           </w:p>
           <w:p>
@@ -17709,7 +17709,7 @@
                 <w:b w:val="0"/>
                 <w:sz w:val="12"/>
               </w:rPr>
-              <w:t>Phone: 0775508030/0771241726 | Email:</w:t>
+              <w:t>Phone: 0778662590 | Email:</w:t>
             </w:r>
           </w:p>
           <w:p>
@@ -17731,7 +17731,7 @@
                 <w:color w:val="B8121B"/>
                 <w:sz w:val="18"/>
               </w:rPr>
-              <w:t>Receipt No: GPSS-095</w:t>
+              <w:t>Receipt No: SUAHCO4-095</w:t>
             </w:r>
             <w:r>
               <w:rPr>
@@ -17905,7 +17905,7 @@
             <w:r>
               <w:drawing>
                 <wp:inline xmlns:a="http://schemas.openxmlformats.org/drawingml/2006/main" xmlns:pic="http://schemas.openxmlformats.org/drawingml/2006/picture">
-                  <wp:extent cx="504000" cy="340541"/>
+                  <wp:extent cx="504000" cy="216000"/>
                   <wp:docPr id="70" name="Picture 70"/>
                   <wp:cNvGraphicFramePr>
                     <a:graphicFrameLocks noChangeAspect="1"/>
@@ -17926,7 +17926,7 @@
                         <pic:spPr>
                           <a:xfrm>
                             <a:off x="0" y="0"/>
-                            <a:ext cx="504000" cy="340541"/>
+                            <a:ext cx="504000" cy="216000"/>
                           </a:xfrm>
                           <a:prstGeom prst="rect"/>
                         </pic:spPr>
@@ -17946,7 +17946,7 @@
                 <w:b/>
                 <w:sz w:val="30"/>
               </w:rPr>
-              <w:t>GREATER PRAISE SCHOOL SYSTEM</w:t>
+              <w:t>Suahco4</w:t>
             </w:r>
           </w:p>
           <w:p>
@@ -17970,7 +17970,7 @@
                 <w:b w:val="0"/>
                 <w:sz w:val="12"/>
               </w:rPr>
-              <w:t>Phone: 0775508030/0771241726 | Email:</w:t>
+              <w:t>Phone: 0778662590 | Email:</w:t>
             </w:r>
           </w:p>
           <w:p>
@@ -17992,7 +17992,7 @@
                 <w:color w:val="B8121B"/>
                 <w:sz w:val="18"/>
               </w:rPr>
-              <w:t>Receipt No: GPSS-096</w:t>
+              <w:t>Receipt No: SUAHCO4-096</w:t>
             </w:r>
             <w:r>
               <w:rPr>
@@ -18162,7 +18162,7 @@
             <w:r>
               <w:drawing>
                 <wp:inline xmlns:a="http://schemas.openxmlformats.org/drawingml/2006/main" xmlns:pic="http://schemas.openxmlformats.org/drawingml/2006/picture">
-                  <wp:extent cx="504000" cy="340541"/>
+                  <wp:extent cx="504000" cy="216000"/>
                   <wp:docPr id="71" name="Picture 71"/>
                   <wp:cNvGraphicFramePr>
                     <a:graphicFrameLocks noChangeAspect="1"/>
@@ -18183,7 +18183,7 @@
                         <pic:spPr>
                           <a:xfrm>
                             <a:off x="0" y="0"/>
-                            <a:ext cx="504000" cy="340541"/>
+                            <a:ext cx="504000" cy="216000"/>
                           </a:xfrm>
                           <a:prstGeom prst="rect"/>
                         </pic:spPr>
@@ -18203,7 +18203,7 @@
                 <w:b/>
                 <w:sz w:val="30"/>
               </w:rPr>
-              <w:t>GREATER PRAISE SCHOOL SYSTEM</w:t>
+              <w:t>Suahco4</w:t>
             </w:r>
           </w:p>
           <w:p>
@@ -18227,7 +18227,7 @@
                 <w:b w:val="0"/>
                 <w:sz w:val="12"/>
               </w:rPr>
-              <w:t>Phone: 0775508030/0771241726 | Email:</w:t>
+              <w:t>Phone: 0778662590 | Email:</w:t>
             </w:r>
           </w:p>
           <w:p>
@@ -18249,7 +18249,7 @@
                 <w:color w:val="B8121B"/>
                 <w:sz w:val="18"/>
               </w:rPr>
-              <w:t>Receipt No: GPSS-095</w:t>
+              <w:t>Receipt No: SUAHCO4-095</w:t>
             </w:r>
             <w:r>
               <w:rPr>
@@ -18423,7 +18423,7 @@
             <w:r>
               <w:drawing>
                 <wp:inline xmlns:a="http://schemas.openxmlformats.org/drawingml/2006/main" xmlns:pic="http://schemas.openxmlformats.org/drawingml/2006/picture">
-                  <wp:extent cx="504000" cy="340541"/>
+                  <wp:extent cx="504000" cy="216000"/>
                   <wp:docPr id="72" name="Picture 72"/>
                   <wp:cNvGraphicFramePr>
                     <a:graphicFrameLocks noChangeAspect="1"/>
@@ -18444,7 +18444,7 @@
                         <pic:spPr>
                           <a:xfrm>
                             <a:off x="0" y="0"/>
-                            <a:ext cx="504000" cy="340541"/>
+                            <a:ext cx="504000" cy="216000"/>
                           </a:xfrm>
                           <a:prstGeom prst="rect"/>
                         </pic:spPr>
@@ -18464,7 +18464,7 @@
                 <w:b/>
                 <w:sz w:val="30"/>
               </w:rPr>
-              <w:t>GREATER PRAISE SCHOOL SYSTEM</w:t>
+              <w:t>Suahco4</w:t>
             </w:r>
           </w:p>
           <w:p>
@@ -18488,7 +18488,7 @@
                 <w:b w:val="0"/>
                 <w:sz w:val="12"/>
               </w:rPr>
-              <w:t>Phone: 0775508030/0771241726 | Email:</w:t>
+              <w:t>Phone: 0778662590 | Email:</w:t>
             </w:r>
           </w:p>
           <w:p>
@@ -18510,7 +18510,7 @@
                 <w:color w:val="B8121B"/>
                 <w:sz w:val="18"/>
               </w:rPr>
-              <w:t>Receipt No: GPSS-096</w:t>
+              <w:t>Receipt No: SUAHCO4-096</w:t>
             </w:r>
             <w:r>
               <w:rPr>
@@ -18680,7 +18680,7 @@
             <w:r>
               <w:drawing>
                 <wp:inline xmlns:a="http://schemas.openxmlformats.org/drawingml/2006/main" xmlns:pic="http://schemas.openxmlformats.org/drawingml/2006/picture">
-                  <wp:extent cx="504000" cy="340541"/>
+                  <wp:extent cx="504000" cy="216000"/>
                   <wp:docPr id="73" name="Picture 73"/>
                   <wp:cNvGraphicFramePr>
                     <a:graphicFrameLocks noChangeAspect="1"/>
@@ -18701,7 +18701,7 @@
                         <pic:spPr>
                           <a:xfrm>
                             <a:off x="0" y="0"/>
-                            <a:ext cx="504000" cy="340541"/>
+                            <a:ext cx="504000" cy="216000"/>
                           </a:xfrm>
                           <a:prstGeom prst="rect"/>
                         </pic:spPr>
@@ -18721,7 +18721,7 @@
                 <w:b/>
                 <w:sz w:val="30"/>
               </w:rPr>
-              <w:t>GREATER PRAISE SCHOOL SYSTEM</w:t>
+              <w:t>Suahco4</w:t>
             </w:r>
           </w:p>
           <w:p>
@@ -18745,7 +18745,7 @@
                 <w:b w:val="0"/>
                 <w:sz w:val="12"/>
               </w:rPr>
-              <w:t>Phone: 0775508030/0771241726 | Email:</w:t>
+              <w:t>Phone: 0778662590 | Email:</w:t>
             </w:r>
           </w:p>
           <w:p>
@@ -18767,7 +18767,7 @@
                 <w:color w:val="B8121B"/>
                 <w:sz w:val="18"/>
               </w:rPr>
-              <w:t>Receipt No: GPSS-097</w:t>
+              <w:t>Receipt No: SUAHCO4-097</w:t>
             </w:r>
             <w:r>
               <w:rPr>
@@ -18941,7 +18941,7 @@
             <w:r>
               <w:drawing>
                 <wp:inline xmlns:a="http://schemas.openxmlformats.org/drawingml/2006/main" xmlns:pic="http://schemas.openxmlformats.org/drawingml/2006/picture">
-                  <wp:extent cx="504000" cy="340541"/>
+                  <wp:extent cx="504000" cy="216000"/>
                   <wp:docPr id="74" name="Picture 74"/>
                   <wp:cNvGraphicFramePr>
                     <a:graphicFrameLocks noChangeAspect="1"/>
@@ -18962,7 +18962,7 @@
                         <pic:spPr>
                           <a:xfrm>
                             <a:off x="0" y="0"/>
-                            <a:ext cx="504000" cy="340541"/>
+                            <a:ext cx="504000" cy="216000"/>
                           </a:xfrm>
                           <a:prstGeom prst="rect"/>
                         </pic:spPr>
@@ -18982,7 +18982,7 @@
                 <w:b/>
                 <w:sz w:val="30"/>
               </w:rPr>
-              <w:t>GREATER PRAISE SCHOOL SYSTEM</w:t>
+              <w:t>Suahco4</w:t>
             </w:r>
           </w:p>
           <w:p>
@@ -19006,7 +19006,7 @@
                 <w:b w:val="0"/>
                 <w:sz w:val="12"/>
               </w:rPr>
-              <w:t>Phone: 0775508030/0771241726 | Email:</w:t>
+              <w:t>Phone: 0778662590 | Email:</w:t>
             </w:r>
           </w:p>
           <w:p>
@@ -19028,7 +19028,7 @@
                 <w:color w:val="B8121B"/>
                 <w:sz w:val="18"/>
               </w:rPr>
-              <w:t>Receipt No: GPSS-098</w:t>
+              <w:t>Receipt No: SUAHCO4-098</w:t>
             </w:r>
             <w:r>
               <w:rPr>
@@ -19198,7 +19198,7 @@
             <w:r>
               <w:drawing>
                 <wp:inline xmlns:a="http://schemas.openxmlformats.org/drawingml/2006/main" xmlns:pic="http://schemas.openxmlformats.org/drawingml/2006/picture">
-                  <wp:extent cx="504000" cy="340541"/>
+                  <wp:extent cx="504000" cy="216000"/>
                   <wp:docPr id="75" name="Picture 75"/>
                   <wp:cNvGraphicFramePr>
                     <a:graphicFrameLocks noChangeAspect="1"/>
@@ -19219,7 +19219,7 @@
                         <pic:spPr>
                           <a:xfrm>
                             <a:off x="0" y="0"/>
-                            <a:ext cx="504000" cy="340541"/>
+                            <a:ext cx="504000" cy="216000"/>
                           </a:xfrm>
                           <a:prstGeom prst="rect"/>
                         </pic:spPr>
@@ -19239,7 +19239,7 @@
                 <w:b/>
                 <w:sz w:val="30"/>
               </w:rPr>
-              <w:t>GREATER PRAISE SCHOOL SYSTEM</w:t>
+              <w:t>Suahco4</w:t>
             </w:r>
           </w:p>
           <w:p>
@@ -19263,7 +19263,7 @@
                 <w:b w:val="0"/>
                 <w:sz w:val="12"/>
               </w:rPr>
-              <w:t>Phone: 0775508030/0771241726 | Email:</w:t>
+              <w:t>Phone: 0778662590 | Email:</w:t>
             </w:r>
           </w:p>
           <w:p>
@@ -19285,7 +19285,7 @@
                 <w:color w:val="B8121B"/>
                 <w:sz w:val="18"/>
               </w:rPr>
-              <w:t>Receipt No: GPSS-097</w:t>
+              <w:t>Receipt No: SUAHCO4-097</w:t>
             </w:r>
             <w:r>
               <w:rPr>
@@ -19459,7 +19459,7 @@
             <w:r>
               <w:drawing>
                 <wp:inline xmlns:a="http://schemas.openxmlformats.org/drawingml/2006/main" xmlns:pic="http://schemas.openxmlformats.org/drawingml/2006/picture">
-                  <wp:extent cx="504000" cy="340541"/>
+                  <wp:extent cx="504000" cy="216000"/>
                   <wp:docPr id="76" name="Picture 76"/>
                   <wp:cNvGraphicFramePr>
                     <a:graphicFrameLocks noChangeAspect="1"/>
@@ -19480,7 +19480,7 @@
                         <pic:spPr>
                           <a:xfrm>
                             <a:off x="0" y="0"/>
-                            <a:ext cx="504000" cy="340541"/>
+                            <a:ext cx="504000" cy="216000"/>
                           </a:xfrm>
                           <a:prstGeom prst="rect"/>
                         </pic:spPr>
@@ -19500,7 +19500,7 @@
                 <w:b/>
                 <w:sz w:val="30"/>
               </w:rPr>
-              <w:t>GREATER PRAISE SCHOOL SYSTEM</w:t>
+              <w:t>Suahco4</w:t>
             </w:r>
           </w:p>
           <w:p>
@@ -19524,7 +19524,7 @@
                 <w:b w:val="0"/>
                 <w:sz w:val="12"/>
               </w:rPr>
-              <w:t>Phone: 0775508030/0771241726 | Email:</w:t>
+              <w:t>Phone: 0778662590 | Email:</w:t>
             </w:r>
           </w:p>
           <w:p>
@@ -19546,7 +19546,7 @@
                 <w:color w:val="B8121B"/>
                 <w:sz w:val="18"/>
               </w:rPr>
-              <w:t>Receipt No: GPSS-098</w:t>
+              <w:t>Receipt No: SUAHCO4-098</w:t>
             </w:r>
             <w:r>
               <w:rPr>
@@ -19716,7 +19716,7 @@
             <w:r>
               <w:drawing>
                 <wp:inline xmlns:a="http://schemas.openxmlformats.org/drawingml/2006/main" xmlns:pic="http://schemas.openxmlformats.org/drawingml/2006/picture">
-                  <wp:extent cx="504000" cy="340541"/>
+                  <wp:extent cx="504000" cy="216000"/>
                   <wp:docPr id="77" name="Picture 77"/>
                   <wp:cNvGraphicFramePr>
                     <a:graphicFrameLocks noChangeAspect="1"/>
@@ -19737,7 +19737,7 @@
                         <pic:spPr>
                           <a:xfrm>
                             <a:off x="0" y="0"/>
-                            <a:ext cx="504000" cy="340541"/>
+                            <a:ext cx="504000" cy="216000"/>
                           </a:xfrm>
                           <a:prstGeom prst="rect"/>
                         </pic:spPr>
@@ -19757,7 +19757,7 @@
                 <w:b/>
                 <w:sz w:val="30"/>
               </w:rPr>
-              <w:t>GREATER PRAISE SCHOOL SYSTEM</w:t>
+              <w:t>Suahco4</w:t>
             </w:r>
           </w:p>
           <w:p>
@@ -19781,7 +19781,7 @@
                 <w:b w:val="0"/>
                 <w:sz w:val="12"/>
               </w:rPr>
-              <w:t>Phone: 0775508030/0771241726 | Email:</w:t>
+              <w:t>Phone: 0778662590 | Email:</w:t>
             </w:r>
           </w:p>
           <w:p>
@@ -19803,7 +19803,7 @@
                 <w:color w:val="B8121B"/>
                 <w:sz w:val="18"/>
               </w:rPr>
-              <w:t>Receipt No: GPSS-099</w:t>
+              <w:t>Receipt No: SUAHCO4-099</w:t>
             </w:r>
             <w:r>
               <w:rPr>
@@ -19977,7 +19977,7 @@
             <w:r>
               <w:drawing>
                 <wp:inline xmlns:a="http://schemas.openxmlformats.org/drawingml/2006/main" xmlns:pic="http://schemas.openxmlformats.org/drawingml/2006/picture">
-                  <wp:extent cx="504000" cy="340541"/>
+                  <wp:extent cx="504000" cy="216000"/>
                   <wp:docPr id="78" name="Picture 78"/>
                   <wp:cNvGraphicFramePr>
                     <a:graphicFrameLocks noChangeAspect="1"/>
@@ -19998,7 +19998,7 @@
                         <pic:spPr>
                           <a:xfrm>
                             <a:off x="0" y="0"/>
-                            <a:ext cx="504000" cy="340541"/>
+                            <a:ext cx="504000" cy="216000"/>
                           </a:xfrm>
                           <a:prstGeom prst="rect"/>
                         </pic:spPr>
@@ -20018,7 +20018,7 @@
                 <w:b/>
                 <w:sz w:val="30"/>
               </w:rPr>
-              <w:t>GREATER PRAISE SCHOOL SYSTEM</w:t>
+              <w:t>Suahco4</w:t>
             </w:r>
           </w:p>
           <w:p>
@@ -20042,7 +20042,7 @@
                 <w:b w:val="0"/>
                 <w:sz w:val="12"/>
               </w:rPr>
-              <w:t>Phone: 0775508030/0771241726 | Email:</w:t>
+              <w:t>Phone: 0778662590 | Email:</w:t>
             </w:r>
           </w:p>
           <w:p>
@@ -20064,7 +20064,7 @@
                 <w:color w:val="B8121B"/>
                 <w:sz w:val="18"/>
               </w:rPr>
-              <w:t>Receipt No: GPSS-100</w:t>
+              <w:t>Receipt No: SUAHCO4-100</w:t>
             </w:r>
             <w:r>
               <w:rPr>
@@ -20234,7 +20234,7 @@
             <w:r>
               <w:drawing>
                 <wp:inline xmlns:a="http://schemas.openxmlformats.org/drawingml/2006/main" xmlns:pic="http://schemas.openxmlformats.org/drawingml/2006/picture">
-                  <wp:extent cx="504000" cy="340541"/>
+                  <wp:extent cx="504000" cy="216000"/>
                   <wp:docPr id="79" name="Picture 79"/>
                   <wp:cNvGraphicFramePr>
                     <a:graphicFrameLocks noChangeAspect="1"/>
@@ -20255,7 +20255,7 @@
                         <pic:spPr>
                           <a:xfrm>
                             <a:off x="0" y="0"/>
-                            <a:ext cx="504000" cy="340541"/>
+                            <a:ext cx="504000" cy="216000"/>
                           </a:xfrm>
                           <a:prstGeom prst="rect"/>
                         </pic:spPr>
@@ -20275,7 +20275,7 @@
                 <w:b/>
                 <w:sz w:val="30"/>
               </w:rPr>
-              <w:t>GREATER PRAISE SCHOOL SYSTEM</w:t>
+              <w:t>Suahco4</w:t>
             </w:r>
           </w:p>
           <w:p>
@@ -20299,7 +20299,7 @@
                 <w:b w:val="0"/>
                 <w:sz w:val="12"/>
               </w:rPr>
-              <w:t>Phone: 0775508030/0771241726 | Email:</w:t>
+              <w:t>Phone: 0778662590 | Email:</w:t>
             </w:r>
           </w:p>
           <w:p>
@@ -20321,7 +20321,7 @@
                 <w:color w:val="B8121B"/>
                 <w:sz w:val="18"/>
               </w:rPr>
-              <w:t>Receipt No: GPSS-099</w:t>
+              <w:t>Receipt No: SUAHCO4-099</w:t>
             </w:r>
             <w:r>
               <w:rPr>
@@ -20495,7 +20495,7 @@
             <w:r>
               <w:drawing>
                 <wp:inline xmlns:a="http://schemas.openxmlformats.org/drawingml/2006/main" xmlns:pic="http://schemas.openxmlformats.org/drawingml/2006/picture">
-                  <wp:extent cx="504000" cy="340541"/>
+                  <wp:extent cx="504000" cy="216000"/>
                   <wp:docPr id="80" name="Picture 80"/>
                   <wp:cNvGraphicFramePr>
                     <a:graphicFrameLocks noChangeAspect="1"/>
@@ -20516,7 +20516,7 @@
                         <pic:spPr>
                           <a:xfrm>
                             <a:off x="0" y="0"/>
-                            <a:ext cx="504000" cy="340541"/>
+                            <a:ext cx="504000" cy="216000"/>
                           </a:xfrm>
                           <a:prstGeom prst="rect"/>
                         </pic:spPr>
@@ -20536,7 +20536,7 @@
                 <w:b/>
                 <w:sz w:val="30"/>
               </w:rPr>
-              <w:t>GREATER PRAISE SCHOOL SYSTEM</w:t>
+              <w:t>Suahco4</w:t>
             </w:r>
           </w:p>
           <w:p>
@@ -20560,7 +20560,7 @@
                 <w:b w:val="0"/>
                 <w:sz w:val="12"/>
               </w:rPr>
-              <w:t>Phone: 0775508030/0771241726 | Email:</w:t>
+              <w:t>Phone: 0778662590 | Email:</w:t>
             </w:r>
           </w:p>
           <w:p>
@@ -20582,7 +20582,7 @@
                 <w:color w:val="B8121B"/>
                 <w:sz w:val="18"/>
               </w:rPr>
-              <w:t>Receipt No: GPSS-100</w:t>
+              <w:t>Receipt No: SUAHCO4-100</w:t>
             </w:r>
             <w:r>
               <w:rPr>
@@ -20752,7 +20752,7 @@
             <w:r>
               <w:drawing>
                 <wp:inline xmlns:a="http://schemas.openxmlformats.org/drawingml/2006/main" xmlns:pic="http://schemas.openxmlformats.org/drawingml/2006/picture">
-                  <wp:extent cx="504000" cy="340541"/>
+                  <wp:extent cx="504000" cy="216000"/>
                   <wp:docPr id="81" name="Picture 81"/>
                   <wp:cNvGraphicFramePr>
                     <a:graphicFrameLocks noChangeAspect="1"/>
@@ -20773,7 +20773,7 @@
                         <pic:spPr>
                           <a:xfrm>
                             <a:off x="0" y="0"/>
-                            <a:ext cx="504000" cy="340541"/>
+                            <a:ext cx="504000" cy="216000"/>
                           </a:xfrm>
                           <a:prstGeom prst="rect"/>
                         </pic:spPr>
@@ -20793,7 +20793,7 @@
                 <w:b/>
                 <w:sz w:val="30"/>
               </w:rPr>
-              <w:t>GREATER PRAISE SCHOOL SYSTEM</w:t>
+              <w:t>Suahco4</w:t>
             </w:r>
           </w:p>
           <w:p>
@@ -20817,7 +20817,7 @@
                 <w:b w:val="0"/>
                 <w:sz w:val="12"/>
               </w:rPr>
-              <w:t>Phone: 0775508030/0771241726 | Email:</w:t>
+              <w:t>Phone: 0778662590 | Email:</w:t>
             </w:r>
           </w:p>
           <w:p>
@@ -20839,7 +20839,7 @@
                 <w:color w:val="B8121B"/>
                 <w:sz w:val="18"/>
               </w:rPr>
-              <w:t>Receipt No: GPSS-101</w:t>
+              <w:t>Receipt No: SUAHCO4-101</w:t>
             </w:r>
             <w:r>
               <w:rPr>
@@ -21013,7 +21013,7 @@
             <w:r>
               <w:drawing>
                 <wp:inline xmlns:a="http://schemas.openxmlformats.org/drawingml/2006/main" xmlns:pic="http://schemas.openxmlformats.org/drawingml/2006/picture">
-                  <wp:extent cx="504000" cy="340541"/>
+                  <wp:extent cx="504000" cy="216000"/>
                   <wp:docPr id="82" name="Picture 82"/>
                   <wp:cNvGraphicFramePr>
                     <a:graphicFrameLocks noChangeAspect="1"/>
@@ -21034,7 +21034,7 @@
                         <pic:spPr>
                           <a:xfrm>
                             <a:off x="0" y="0"/>
-                            <a:ext cx="504000" cy="340541"/>
+                            <a:ext cx="504000" cy="216000"/>
                           </a:xfrm>
                           <a:prstGeom prst="rect"/>
                         </pic:spPr>
@@ -21054,7 +21054,7 @@
                 <w:b/>
                 <w:sz w:val="30"/>
               </w:rPr>
-              <w:t>GREATER PRAISE SCHOOL SYSTEM</w:t>
+              <w:t>Suahco4</w:t>
             </w:r>
           </w:p>
           <w:p>
@@ -21078,7 +21078,7 @@
                 <w:b w:val="0"/>
                 <w:sz w:val="12"/>
               </w:rPr>
-              <w:t>Phone: 0775508030/0771241726 | Email:</w:t>
+              <w:t>Phone: 0778662590 | Email:</w:t>
             </w:r>
           </w:p>
           <w:p>
@@ -21100,7 +21100,7 @@
                 <w:color w:val="B8121B"/>
                 <w:sz w:val="18"/>
               </w:rPr>
-              <w:t>Receipt No: GPSS-102</w:t>
+              <w:t>Receipt No: SUAHCO4-102</w:t>
             </w:r>
             <w:r>
               <w:rPr>
@@ -21270,7 +21270,7 @@
             <w:r>
               <w:drawing>
                 <wp:inline xmlns:a="http://schemas.openxmlformats.org/drawingml/2006/main" xmlns:pic="http://schemas.openxmlformats.org/drawingml/2006/picture">
-                  <wp:extent cx="504000" cy="340541"/>
+                  <wp:extent cx="504000" cy="216000"/>
                   <wp:docPr id="83" name="Picture 83"/>
                   <wp:cNvGraphicFramePr>
                     <a:graphicFrameLocks noChangeAspect="1"/>
@@ -21291,7 +21291,7 @@
                         <pic:spPr>
                           <a:xfrm>
                             <a:off x="0" y="0"/>
-                            <a:ext cx="504000" cy="340541"/>
+                            <a:ext cx="504000" cy="216000"/>
                           </a:xfrm>
                           <a:prstGeom prst="rect"/>
                         </pic:spPr>
@@ -21311,7 +21311,7 @@
                 <w:b/>
                 <w:sz w:val="30"/>
               </w:rPr>
-              <w:t>GREATER PRAISE SCHOOL SYSTEM</w:t>
+              <w:t>Suahco4</w:t>
             </w:r>
           </w:p>
           <w:p>
@@ -21335,7 +21335,7 @@
                 <w:b w:val="0"/>
                 <w:sz w:val="12"/>
               </w:rPr>
-              <w:t>Phone: 0775508030/0771241726 | Email:</w:t>
+              <w:t>Phone: 0778662590 | Email:</w:t>
             </w:r>
           </w:p>
           <w:p>
@@ -21357,7 +21357,7 @@
                 <w:color w:val="B8121B"/>
                 <w:sz w:val="18"/>
               </w:rPr>
-              <w:t>Receipt No: GPSS-101</w:t>
+              <w:t>Receipt No: SUAHCO4-101</w:t>
             </w:r>
             <w:r>
               <w:rPr>
@@ -21531,7 +21531,7 @@
             <w:r>
               <w:drawing>
                 <wp:inline xmlns:a="http://schemas.openxmlformats.org/drawingml/2006/main" xmlns:pic="http://schemas.openxmlformats.org/drawingml/2006/picture">
-                  <wp:extent cx="504000" cy="340541"/>
+                  <wp:extent cx="504000" cy="216000"/>
                   <wp:docPr id="84" name="Picture 84"/>
                   <wp:cNvGraphicFramePr>
                     <a:graphicFrameLocks noChangeAspect="1"/>
@@ -21552,7 +21552,7 @@
                         <pic:spPr>
                           <a:xfrm>
                             <a:off x="0" y="0"/>
-                            <a:ext cx="504000" cy="340541"/>
+                            <a:ext cx="504000" cy="216000"/>
                           </a:xfrm>
                           <a:prstGeom prst="rect"/>
                         </pic:spPr>
@@ -21572,7 +21572,7 @@
                 <w:b/>
                 <w:sz w:val="30"/>
               </w:rPr>
-              <w:t>GREATER PRAISE SCHOOL SYSTEM</w:t>
+              <w:t>Suahco4</w:t>
             </w:r>
           </w:p>
           <w:p>
@@ -21596,7 +21596,7 @@
                 <w:b w:val="0"/>
                 <w:sz w:val="12"/>
               </w:rPr>
-              <w:t>Phone: 0775508030/0771241726 | Email:</w:t>
+              <w:t>Phone: 0778662590 | Email:</w:t>
             </w:r>
           </w:p>
           <w:p>
@@ -21618,7 +21618,7 @@
                 <w:color w:val="B8121B"/>
                 <w:sz w:val="18"/>
               </w:rPr>
-              <w:t>Receipt No: GPSS-102</w:t>
+              <w:t>Receipt No: SUAHCO4-102</w:t>
             </w:r>
             <w:r>
               <w:rPr>
@@ -21788,7 +21788,7 @@
             <w:r>
               <w:drawing>
                 <wp:inline xmlns:a="http://schemas.openxmlformats.org/drawingml/2006/main" xmlns:pic="http://schemas.openxmlformats.org/drawingml/2006/picture">
-                  <wp:extent cx="504000" cy="340541"/>
+                  <wp:extent cx="504000" cy="216000"/>
                   <wp:docPr id="85" name="Picture 85"/>
                   <wp:cNvGraphicFramePr>
                     <a:graphicFrameLocks noChangeAspect="1"/>
@@ -21809,7 +21809,7 @@
                         <pic:spPr>
                           <a:xfrm>
                             <a:off x="0" y="0"/>
-                            <a:ext cx="504000" cy="340541"/>
+                            <a:ext cx="504000" cy="216000"/>
                           </a:xfrm>
                           <a:prstGeom prst="rect"/>
                         </pic:spPr>
@@ -21829,7 +21829,7 @@
                 <w:b/>
                 <w:sz w:val="30"/>
               </w:rPr>
-              <w:t>GREATER PRAISE SCHOOL SYSTEM</w:t>
+              <w:t>Suahco4</w:t>
             </w:r>
           </w:p>
           <w:p>
@@ -21853,7 +21853,7 @@
                 <w:b w:val="0"/>
                 <w:sz w:val="12"/>
               </w:rPr>
-              <w:t>Phone: 0775508030/0771241726 | Email:</w:t>
+              <w:t>Phone: 0778662590 | Email:</w:t>
             </w:r>
           </w:p>
           <w:p>
@@ -21875,7 +21875,7 @@
                 <w:color w:val="B8121B"/>
                 <w:sz w:val="18"/>
               </w:rPr>
-              <w:t>Receipt No: GPSS-103</w:t>
+              <w:t>Receipt No: SUAHCO4-103</w:t>
             </w:r>
             <w:r>
               <w:rPr>
@@ -22049,7 +22049,7 @@
             <w:r>
               <w:drawing>
                 <wp:inline xmlns:a="http://schemas.openxmlformats.org/drawingml/2006/main" xmlns:pic="http://schemas.openxmlformats.org/drawingml/2006/picture">
-                  <wp:extent cx="504000" cy="340541"/>
+                  <wp:extent cx="504000" cy="216000"/>
                   <wp:docPr id="86" name="Picture 86"/>
                   <wp:cNvGraphicFramePr>
                     <a:graphicFrameLocks noChangeAspect="1"/>
@@ -22070,7 +22070,7 @@
                         <pic:spPr>
                           <a:xfrm>
                             <a:off x="0" y="0"/>
-                            <a:ext cx="504000" cy="340541"/>
+                            <a:ext cx="504000" cy="216000"/>
                           </a:xfrm>
                           <a:prstGeom prst="rect"/>
                         </pic:spPr>
@@ -22090,7 +22090,7 @@
                 <w:b/>
                 <w:sz w:val="30"/>
               </w:rPr>
-              <w:t>GREATER PRAISE SCHOOL SYSTEM</w:t>
+              <w:t>Suahco4</w:t>
             </w:r>
           </w:p>
           <w:p>
@@ -22114,7 +22114,7 @@
                 <w:b w:val="0"/>
                 <w:sz w:val="12"/>
               </w:rPr>
-              <w:t>Phone: 0775508030/0771241726 | Email:</w:t>
+              <w:t>Phone: 0778662590 | Email:</w:t>
             </w:r>
           </w:p>
           <w:p>
@@ -22136,7 +22136,7 @@
                 <w:color w:val="B8121B"/>
                 <w:sz w:val="18"/>
               </w:rPr>
-              <w:t>Receipt No: GPSS-104</w:t>
+              <w:t>Receipt No: SUAHCO4-104</w:t>
             </w:r>
             <w:r>
               <w:rPr>
@@ -22306,7 +22306,7 @@
             <w:r>
               <w:drawing>
                 <wp:inline xmlns:a="http://schemas.openxmlformats.org/drawingml/2006/main" xmlns:pic="http://schemas.openxmlformats.org/drawingml/2006/picture">
-                  <wp:extent cx="504000" cy="340541"/>
+                  <wp:extent cx="504000" cy="216000"/>
                   <wp:docPr id="87" name="Picture 87"/>
                   <wp:cNvGraphicFramePr>
                     <a:graphicFrameLocks noChangeAspect="1"/>
@@ -22327,7 +22327,7 @@
                         <pic:spPr>
                           <a:xfrm>
                             <a:off x="0" y="0"/>
-                            <a:ext cx="504000" cy="340541"/>
+                            <a:ext cx="504000" cy="216000"/>
                           </a:xfrm>
                           <a:prstGeom prst="rect"/>
                         </pic:spPr>
@@ -22347,7 +22347,7 @@
                 <w:b/>
                 <w:sz w:val="30"/>
               </w:rPr>
-              <w:t>GREATER PRAISE SCHOOL SYSTEM</w:t>
+              <w:t>Suahco4</w:t>
             </w:r>
           </w:p>
           <w:p>
@@ -22371,7 +22371,7 @@
                 <w:b w:val="0"/>
                 <w:sz w:val="12"/>
               </w:rPr>
-              <w:t>Phone: 0775508030/0771241726 | Email:</w:t>
+              <w:t>Phone: 0778662590 | Email:</w:t>
             </w:r>
           </w:p>
           <w:p>
@@ -22393,7 +22393,7 @@
                 <w:color w:val="B8121B"/>
                 <w:sz w:val="18"/>
               </w:rPr>
-              <w:t>Receipt No: GPSS-103</w:t>
+              <w:t>Receipt No: SUAHCO4-103</w:t>
             </w:r>
             <w:r>
               <w:rPr>
@@ -22567,7 +22567,7 @@
             <w:r>
               <w:drawing>
                 <wp:inline xmlns:a="http://schemas.openxmlformats.org/drawingml/2006/main" xmlns:pic="http://schemas.openxmlformats.org/drawingml/2006/picture">
-                  <wp:extent cx="504000" cy="340541"/>
+                  <wp:extent cx="504000" cy="216000"/>
                   <wp:docPr id="88" name="Picture 88"/>
                   <wp:cNvGraphicFramePr>
                     <a:graphicFrameLocks noChangeAspect="1"/>
@@ -22588,7 +22588,7 @@
                         <pic:spPr>
                           <a:xfrm>
                             <a:off x="0" y="0"/>
-                            <a:ext cx="504000" cy="340541"/>
+                            <a:ext cx="504000" cy="216000"/>
                           </a:xfrm>
                           <a:prstGeom prst="rect"/>
                         </pic:spPr>
@@ -22608,7 +22608,7 @@
                 <w:b/>
                 <w:sz w:val="30"/>
               </w:rPr>
-              <w:t>GREATER PRAISE SCHOOL SYSTEM</w:t>
+              <w:t>Suahco4</w:t>
             </w:r>
           </w:p>
           <w:p>
@@ -22632,7 +22632,7 @@
                 <w:b w:val="0"/>
                 <w:sz w:val="12"/>
               </w:rPr>
-              <w:t>Phone: 0775508030/0771241726 | Email:</w:t>
+              <w:t>Phone: 0778662590 | Email:</w:t>
             </w:r>
           </w:p>
           <w:p>
@@ -22654,7 +22654,7 @@
                 <w:color w:val="B8121B"/>
                 <w:sz w:val="18"/>
               </w:rPr>
-              <w:t>Receipt No: GPSS-104</w:t>
+              <w:t>Receipt No: SUAHCO4-104</w:t>
             </w:r>
             <w:r>
               <w:rPr>
@@ -22824,7 +22824,7 @@
             <w:r>
               <w:drawing>
                 <wp:inline xmlns:a="http://schemas.openxmlformats.org/drawingml/2006/main" xmlns:pic="http://schemas.openxmlformats.org/drawingml/2006/picture">
-                  <wp:extent cx="504000" cy="340541"/>
+                  <wp:extent cx="504000" cy="216000"/>
                   <wp:docPr id="89" name="Picture 89"/>
                   <wp:cNvGraphicFramePr>
                     <a:graphicFrameLocks noChangeAspect="1"/>
@@ -22845,7 +22845,7 @@
                         <pic:spPr>
                           <a:xfrm>
                             <a:off x="0" y="0"/>
-                            <a:ext cx="504000" cy="340541"/>
+                            <a:ext cx="504000" cy="216000"/>
                           </a:xfrm>
                           <a:prstGeom prst="rect"/>
                         </pic:spPr>
@@ -22865,7 +22865,7 @@
                 <w:b/>
                 <w:sz w:val="30"/>
               </w:rPr>
-              <w:t>GREATER PRAISE SCHOOL SYSTEM</w:t>
+              <w:t>Suahco4</w:t>
             </w:r>
           </w:p>
           <w:p>
@@ -22889,7 +22889,7 @@
                 <w:b w:val="0"/>
                 <w:sz w:val="12"/>
               </w:rPr>
-              <w:t>Phone: 0775508030/0771241726 | Email:</w:t>
+              <w:t>Phone: 0778662590 | Email:</w:t>
             </w:r>
           </w:p>
           <w:p>
@@ -22911,7 +22911,7 @@
                 <w:color w:val="B8121B"/>
                 <w:sz w:val="18"/>
               </w:rPr>
-              <w:t>Receipt No: GPSS-105</w:t>
+              <w:t>Receipt No: SUAHCO4-105</w:t>
             </w:r>
             <w:r>
               <w:rPr>
@@ -23085,7 +23085,7 @@
             <w:r>
               <w:drawing>
                 <wp:inline xmlns:a="http://schemas.openxmlformats.org/drawingml/2006/main" xmlns:pic="http://schemas.openxmlformats.org/drawingml/2006/picture">
-                  <wp:extent cx="504000" cy="340541"/>
+                  <wp:extent cx="504000" cy="216000"/>
                   <wp:docPr id="90" name="Picture 90"/>
                   <wp:cNvGraphicFramePr>
                     <a:graphicFrameLocks noChangeAspect="1"/>
@@ -23106,7 +23106,7 @@
                         <pic:spPr>
                           <a:xfrm>
                             <a:off x="0" y="0"/>
-                            <a:ext cx="504000" cy="340541"/>
+                            <a:ext cx="504000" cy="216000"/>
                           </a:xfrm>
                           <a:prstGeom prst="rect"/>
                         </pic:spPr>
@@ -23126,7 +23126,7 @@
                 <w:b/>
                 <w:sz w:val="30"/>
               </w:rPr>
-              <w:t>GREATER PRAISE SCHOOL SYSTEM</w:t>
+              <w:t>Suahco4</w:t>
             </w:r>
           </w:p>
           <w:p>
@@ -23150,7 +23150,7 @@
                 <w:b w:val="0"/>
                 <w:sz w:val="12"/>
               </w:rPr>
-              <w:t>Phone: 0775508030/0771241726 | Email:</w:t>
+              <w:t>Phone: 0778662590 | Email:</w:t>
             </w:r>
           </w:p>
           <w:p>
@@ -23172,7 +23172,7 @@
                 <w:color w:val="B8121B"/>
                 <w:sz w:val="18"/>
               </w:rPr>
-              <w:t>Receipt No: GPSS-106</w:t>
+              <w:t>Receipt No: SUAHCO4-106</w:t>
             </w:r>
             <w:r>
               <w:rPr>
@@ -23342,7 +23342,7 @@
             <w:r>
               <w:drawing>
                 <wp:inline xmlns:a="http://schemas.openxmlformats.org/drawingml/2006/main" xmlns:pic="http://schemas.openxmlformats.org/drawingml/2006/picture">
-                  <wp:extent cx="504000" cy="340541"/>
+                  <wp:extent cx="504000" cy="216000"/>
                   <wp:docPr id="91" name="Picture 91"/>
                   <wp:cNvGraphicFramePr>
                     <a:graphicFrameLocks noChangeAspect="1"/>
@@ -23363,7 +23363,7 @@
                         <pic:spPr>
                           <a:xfrm>
                             <a:off x="0" y="0"/>
-                            <a:ext cx="504000" cy="340541"/>
+                            <a:ext cx="504000" cy="216000"/>
                           </a:xfrm>
                           <a:prstGeom prst="rect"/>
                         </pic:spPr>
@@ -23383,7 +23383,7 @@
                 <w:b/>
                 <w:sz w:val="30"/>
               </w:rPr>
-              <w:t>GREATER PRAISE SCHOOL SYSTEM</w:t>
+              <w:t>Suahco4</w:t>
             </w:r>
           </w:p>
           <w:p>
@@ -23407,7 +23407,7 @@
                 <w:b w:val="0"/>
                 <w:sz w:val="12"/>
               </w:rPr>
-              <w:t>Phone: 0775508030/0771241726 | Email:</w:t>
+              <w:t>Phone: 0778662590 | Email:</w:t>
             </w:r>
           </w:p>
           <w:p>
@@ -23429,7 +23429,7 @@
                 <w:color w:val="B8121B"/>
                 <w:sz w:val="18"/>
               </w:rPr>
-              <w:t>Receipt No: GPSS-105</w:t>
+              <w:t>Receipt No: SUAHCO4-105</w:t>
             </w:r>
             <w:r>
               <w:rPr>
@@ -23603,7 +23603,7 @@
             <w:r>
               <w:drawing>
                 <wp:inline xmlns:a="http://schemas.openxmlformats.org/drawingml/2006/main" xmlns:pic="http://schemas.openxmlformats.org/drawingml/2006/picture">
-                  <wp:extent cx="504000" cy="340541"/>
+                  <wp:extent cx="504000" cy="216000"/>
                   <wp:docPr id="92" name="Picture 92"/>
                   <wp:cNvGraphicFramePr>
                     <a:graphicFrameLocks noChangeAspect="1"/>
@@ -23624,7 +23624,7 @@
                         <pic:spPr>
                           <a:xfrm>
                             <a:off x="0" y="0"/>
-                            <a:ext cx="504000" cy="340541"/>
+                            <a:ext cx="504000" cy="216000"/>
                           </a:xfrm>
                           <a:prstGeom prst="rect"/>
                         </pic:spPr>
@@ -23644,7 +23644,7 @@
                 <w:b/>
                 <w:sz w:val="30"/>
               </w:rPr>
-              <w:t>GREATER PRAISE SCHOOL SYSTEM</w:t>
+              <w:t>Suahco4</w:t>
             </w:r>
           </w:p>
           <w:p>
@@ -23668,7 +23668,7 @@
                 <w:b w:val="0"/>
                 <w:sz w:val="12"/>
               </w:rPr>
-              <w:t>Phone: 0775508030/0771241726 | Email:</w:t>
+              <w:t>Phone: 0778662590 | Email:</w:t>
             </w:r>
           </w:p>
           <w:p>
@@ -23690,7 +23690,7 @@
                 <w:color w:val="B8121B"/>
                 <w:sz w:val="18"/>
               </w:rPr>
-              <w:t>Receipt No: GPSS-106</w:t>
+              <w:t>Receipt No: SUAHCO4-106</w:t>
             </w:r>
             <w:r>
               <w:rPr>
@@ -23860,7 +23860,7 @@
             <w:r>
               <w:drawing>
                 <wp:inline xmlns:a="http://schemas.openxmlformats.org/drawingml/2006/main" xmlns:pic="http://schemas.openxmlformats.org/drawingml/2006/picture">
-                  <wp:extent cx="504000" cy="340541"/>
+                  <wp:extent cx="504000" cy="216000"/>
                   <wp:docPr id="93" name="Picture 93"/>
                   <wp:cNvGraphicFramePr>
                     <a:graphicFrameLocks noChangeAspect="1"/>
@@ -23881,7 +23881,7 @@
                         <pic:spPr>
                           <a:xfrm>
                             <a:off x="0" y="0"/>
-                            <a:ext cx="504000" cy="340541"/>
+                            <a:ext cx="504000" cy="216000"/>
                           </a:xfrm>
                           <a:prstGeom prst="rect"/>
                         </pic:spPr>
@@ -23901,7 +23901,7 @@
                 <w:b/>
                 <w:sz w:val="30"/>
               </w:rPr>
-              <w:t>GREATER PRAISE SCHOOL SYSTEM</w:t>
+              <w:t>Suahco4</w:t>
             </w:r>
           </w:p>
           <w:p>
@@ -23925,7 +23925,7 @@
                 <w:b w:val="0"/>
                 <w:sz w:val="12"/>
               </w:rPr>
-              <w:t>Phone: 0775508030/0771241726 | Email:</w:t>
+              <w:t>Phone: 0778662590 | Email:</w:t>
             </w:r>
           </w:p>
           <w:p>
@@ -23947,7 +23947,7 @@
                 <w:color w:val="B8121B"/>
                 <w:sz w:val="18"/>
               </w:rPr>
-              <w:t>Receipt No: GPSS-107</w:t>
+              <w:t>Receipt No: SUAHCO4-107</w:t>
             </w:r>
             <w:r>
               <w:rPr>
@@ -24121,7 +24121,7 @@
             <w:r>
               <w:drawing>
                 <wp:inline xmlns:a="http://schemas.openxmlformats.org/drawingml/2006/main" xmlns:pic="http://schemas.openxmlformats.org/drawingml/2006/picture">
-                  <wp:extent cx="504000" cy="340541"/>
+                  <wp:extent cx="504000" cy="216000"/>
                   <wp:docPr id="94" name="Picture 94"/>
                   <wp:cNvGraphicFramePr>
                     <a:graphicFrameLocks noChangeAspect="1"/>
@@ -24142,7 +24142,7 @@
                         <pic:spPr>
                           <a:xfrm>
                             <a:off x="0" y="0"/>
-                            <a:ext cx="504000" cy="340541"/>
+                            <a:ext cx="504000" cy="216000"/>
                           </a:xfrm>
                           <a:prstGeom prst="rect"/>
                         </pic:spPr>
@@ -24162,7 +24162,7 @@
                 <w:b/>
                 <w:sz w:val="30"/>
               </w:rPr>
-              <w:t>GREATER PRAISE SCHOOL SYSTEM</w:t>
+              <w:t>Suahco4</w:t>
             </w:r>
           </w:p>
           <w:p>
@@ -24186,7 +24186,7 @@
                 <w:b w:val="0"/>
                 <w:sz w:val="12"/>
               </w:rPr>
-              <w:t>Phone: 0775508030/0771241726 | Email:</w:t>
+              <w:t>Phone: 0778662590 | Email:</w:t>
             </w:r>
           </w:p>
           <w:p>
@@ -24208,7 +24208,7 @@
                 <w:color w:val="B8121B"/>
                 <w:sz w:val="18"/>
               </w:rPr>
-              <w:t>Receipt No: GPSS-108</w:t>
+              <w:t>Receipt No: SUAHCO4-108</w:t>
             </w:r>
             <w:r>
               <w:rPr>
@@ -24378,7 +24378,7 @@
             <w:r>
               <w:drawing>
                 <wp:inline xmlns:a="http://schemas.openxmlformats.org/drawingml/2006/main" xmlns:pic="http://schemas.openxmlformats.org/drawingml/2006/picture">
-                  <wp:extent cx="504000" cy="340541"/>
+                  <wp:extent cx="504000" cy="216000"/>
                   <wp:docPr id="95" name="Picture 95"/>
                   <wp:cNvGraphicFramePr>
                     <a:graphicFrameLocks noChangeAspect="1"/>
@@ -24399,7 +24399,7 @@
                         <pic:spPr>
                           <a:xfrm>
                             <a:off x="0" y="0"/>
-                            <a:ext cx="504000" cy="340541"/>
+                            <a:ext cx="504000" cy="216000"/>
                           </a:xfrm>
                           <a:prstGeom prst="rect"/>
                         </pic:spPr>
@@ -24419,7 +24419,7 @@
                 <w:b/>
                 <w:sz w:val="30"/>
               </w:rPr>
-              <w:t>GREATER PRAISE SCHOOL SYSTEM</w:t>
+              <w:t>Suahco4</w:t>
             </w:r>
           </w:p>
           <w:p>
@@ -24443,7 +24443,7 @@
                 <w:b w:val="0"/>
                 <w:sz w:val="12"/>
               </w:rPr>
-              <w:t>Phone: 0775508030/0771241726 | Email:</w:t>
+              <w:t>Phone: 0778662590 | Email:</w:t>
             </w:r>
           </w:p>
           <w:p>
@@ -24465,7 +24465,7 @@
                 <w:color w:val="B8121B"/>
                 <w:sz w:val="18"/>
               </w:rPr>
-              <w:t>Receipt No: GPSS-107</w:t>
+              <w:t>Receipt No: SUAHCO4-107</w:t>
             </w:r>
             <w:r>
               <w:rPr>
@@ -24639,7 +24639,7 @@
             <w:r>
               <w:drawing>
                 <wp:inline xmlns:a="http://schemas.openxmlformats.org/drawingml/2006/main" xmlns:pic="http://schemas.openxmlformats.org/drawingml/2006/picture">
-                  <wp:extent cx="504000" cy="340541"/>
+                  <wp:extent cx="504000" cy="216000"/>
                   <wp:docPr id="96" name="Picture 96"/>
                   <wp:cNvGraphicFramePr>
                     <a:graphicFrameLocks noChangeAspect="1"/>
@@ -24660,7 +24660,7 @@
                         <pic:spPr>
                           <a:xfrm>
                             <a:off x="0" y="0"/>
-                            <a:ext cx="504000" cy="340541"/>
+                            <a:ext cx="504000" cy="216000"/>
                           </a:xfrm>
                           <a:prstGeom prst="rect"/>
                         </pic:spPr>
@@ -24680,7 +24680,7 @@
                 <w:b/>
                 <w:sz w:val="30"/>
               </w:rPr>
-              <w:t>GREATER PRAISE SCHOOL SYSTEM</w:t>
+              <w:t>Suahco4</w:t>
             </w:r>
           </w:p>
           <w:p>
@@ -24704,7 +24704,7 @@
                 <w:b w:val="0"/>
                 <w:sz w:val="12"/>
               </w:rPr>
-              <w:t>Phone: 0775508030/0771241726 | Email:</w:t>
+              <w:t>Phone: 0778662590 | Email:</w:t>
             </w:r>
           </w:p>
           <w:p>
@@ -24726,7 +24726,7 @@
                 <w:color w:val="B8121B"/>
                 <w:sz w:val="18"/>
               </w:rPr>
-              <w:t>Receipt No: GPSS-108</w:t>
+              <w:t>Receipt No: SUAHCO4-108</w:t>
             </w:r>
             <w:r>
               <w:rPr>
@@ -24896,7 +24896,7 @@
             <w:r>
               <w:drawing>
                 <wp:inline xmlns:a="http://schemas.openxmlformats.org/drawingml/2006/main" xmlns:pic="http://schemas.openxmlformats.org/drawingml/2006/picture">
-                  <wp:extent cx="504000" cy="340541"/>
+                  <wp:extent cx="504000" cy="216000"/>
                   <wp:docPr id="97" name="Picture 97"/>
                   <wp:cNvGraphicFramePr>
                     <a:graphicFrameLocks noChangeAspect="1"/>
@@ -24917,7 +24917,7 @@
                         <pic:spPr>
                           <a:xfrm>
                             <a:off x="0" y="0"/>
-                            <a:ext cx="504000" cy="340541"/>
+                            <a:ext cx="504000" cy="216000"/>
                           </a:xfrm>
                           <a:prstGeom prst="rect"/>
                         </pic:spPr>
@@ -24937,7 +24937,7 @@
                 <w:b/>
                 <w:sz w:val="30"/>
               </w:rPr>
-              <w:t>GREATER PRAISE SCHOOL SYSTEM</w:t>
+              <w:t>Suahco4</w:t>
             </w:r>
           </w:p>
           <w:p>
@@ -24961,7 +24961,7 @@
                 <w:b w:val="0"/>
                 <w:sz w:val="12"/>
               </w:rPr>
-              <w:t>Phone: 0775508030/0771241726 | Email:</w:t>
+              <w:t>Phone: 0778662590 | Email:</w:t>
             </w:r>
           </w:p>
           <w:p>
@@ -24983,7 +24983,7 @@
                 <w:color w:val="B8121B"/>
                 <w:sz w:val="18"/>
               </w:rPr>
-              <w:t>Receipt No: GPSS-109</w:t>
+              <w:t>Receipt No: SUAHCO4-109</w:t>
             </w:r>
             <w:r>
               <w:rPr>
@@ -25157,7 +25157,7 @@
             <w:r>
               <w:drawing>
                 <wp:inline xmlns:a="http://schemas.openxmlformats.org/drawingml/2006/main" xmlns:pic="http://schemas.openxmlformats.org/drawingml/2006/picture">
-                  <wp:extent cx="504000" cy="340541"/>
+                  <wp:extent cx="504000" cy="216000"/>
                   <wp:docPr id="98" name="Picture 98"/>
                   <wp:cNvGraphicFramePr>
                     <a:graphicFrameLocks noChangeAspect="1"/>
@@ -25178,7 +25178,7 @@
                         <pic:spPr>
                           <a:xfrm>
                             <a:off x="0" y="0"/>
-                            <a:ext cx="504000" cy="340541"/>
+                            <a:ext cx="504000" cy="216000"/>
                           </a:xfrm>
                           <a:prstGeom prst="rect"/>
                         </pic:spPr>
@@ -25198,7 +25198,7 @@
                 <w:b/>
                 <w:sz w:val="30"/>
               </w:rPr>
-              <w:t>GREATER PRAISE SCHOOL SYSTEM</w:t>
+              <w:t>Suahco4</w:t>
             </w:r>
           </w:p>
           <w:p>
@@ -25222,7 +25222,7 @@
                 <w:b w:val="0"/>
                 <w:sz w:val="12"/>
               </w:rPr>
-              <w:t>Phone: 0775508030/0771241726 | Email:</w:t>
+              <w:t>Phone: 0778662590 | Email:</w:t>
             </w:r>
           </w:p>
           <w:p>
@@ -25244,7 +25244,7 @@
                 <w:color w:val="B8121B"/>
                 <w:sz w:val="18"/>
               </w:rPr>
-              <w:t>Receipt No: GPSS-110</w:t>
+              <w:t>Receipt No: SUAHCO4-110</w:t>
             </w:r>
             <w:r>
               <w:rPr>
@@ -25414,7 +25414,7 @@
             <w:r>
               <w:drawing>
                 <wp:inline xmlns:a="http://schemas.openxmlformats.org/drawingml/2006/main" xmlns:pic="http://schemas.openxmlformats.org/drawingml/2006/picture">
-                  <wp:extent cx="504000" cy="340541"/>
+                  <wp:extent cx="504000" cy="216000"/>
                   <wp:docPr id="99" name="Picture 99"/>
                   <wp:cNvGraphicFramePr>
                     <a:graphicFrameLocks noChangeAspect="1"/>
@@ -25435,7 +25435,7 @@
                         <pic:spPr>
                           <a:xfrm>
                             <a:off x="0" y="0"/>
-                            <a:ext cx="504000" cy="340541"/>
+                            <a:ext cx="504000" cy="216000"/>
                           </a:xfrm>
                           <a:prstGeom prst="rect"/>
                         </pic:spPr>
@@ -25455,7 +25455,7 @@
                 <w:b/>
                 <w:sz w:val="30"/>
               </w:rPr>
-              <w:t>GREATER PRAISE SCHOOL SYSTEM</w:t>
+              <w:t>Suahco4</w:t>
             </w:r>
           </w:p>
           <w:p>
@@ -25479,7 +25479,7 @@
                 <w:b w:val="0"/>
                 <w:sz w:val="12"/>
               </w:rPr>
-              <w:t>Phone: 0775508030/0771241726 | Email:</w:t>
+              <w:t>Phone: 0778662590 | Email:</w:t>
             </w:r>
           </w:p>
           <w:p>
@@ -25501,7 +25501,7 @@
                 <w:color w:val="B8121B"/>
                 <w:sz w:val="18"/>
               </w:rPr>
-              <w:t>Receipt No: GPSS-109</w:t>
+              <w:t>Receipt No: SUAHCO4-109</w:t>
             </w:r>
             <w:r>
               <w:rPr>
@@ -25675,7 +25675,7 @@
             <w:r>
               <w:drawing>
                 <wp:inline xmlns:a="http://schemas.openxmlformats.org/drawingml/2006/main" xmlns:pic="http://schemas.openxmlformats.org/drawingml/2006/picture">
-                  <wp:extent cx="504000" cy="340541"/>
+                  <wp:extent cx="504000" cy="216000"/>
                   <wp:docPr id="100" name="Picture 100"/>
                   <wp:cNvGraphicFramePr>
                     <a:graphicFrameLocks noChangeAspect="1"/>
@@ -25696,7 +25696,7 @@
                         <pic:spPr>
                           <a:xfrm>
                             <a:off x="0" y="0"/>
-                            <a:ext cx="504000" cy="340541"/>
+                            <a:ext cx="504000" cy="216000"/>
                           </a:xfrm>
                           <a:prstGeom prst="rect"/>
                         </pic:spPr>
@@ -25716,7 +25716,7 @@
                 <w:b/>
                 <w:sz w:val="30"/>
               </w:rPr>
-              <w:t>GREATER PRAISE SCHOOL SYSTEM</w:t>
+              <w:t>Suahco4</w:t>
             </w:r>
           </w:p>
           <w:p>
@@ -25740,7 +25740,7 @@
                 <w:b w:val="0"/>
                 <w:sz w:val="12"/>
               </w:rPr>
-              <w:t>Phone: 0775508030/0771241726 | Email:</w:t>
+              <w:t>Phone: 0778662590 | Email:</w:t>
             </w:r>
           </w:p>
           <w:p>
@@ -25762,7 +25762,7 @@
                 <w:color w:val="B8121B"/>
                 <w:sz w:val="18"/>
               </w:rPr>
-              <w:t>Receipt No: GPSS-110</w:t>
+              <w:t>Receipt No: SUAHCO4-110</w:t>
             </w:r>
             <w:r>
               <w:rPr>
